--- a/doc/CV_WSong.docx
+++ b/doc/CV_WSong.docx
@@ -176,7 +176,25 @@
               <w:rPr>
                 <w:rFonts w:eastAsia="Calibri"/>
               </w:rPr>
-              <w:t xml:space="preserve">ws787@msstate.edu         </w:t>
+              <w:t>song.wentao</w:t>
+            </w:r>
+            <w:r>
+              <w:rPr>
+                <w:rFonts w:eastAsia="Calibri"/>
+              </w:rPr>
+              <w:t>@</w:t>
+            </w:r>
+            <w:r>
+              <w:rPr>
+                <w:rFonts w:eastAsia="Calibri"/>
+              </w:rPr>
+              <w:t>outlook.com</w:t>
+            </w:r>
+            <w:r>
+              <w:rPr>
+                <w:rFonts w:eastAsia="Calibri"/>
+              </w:rPr>
+              <w:t xml:space="preserve">         </w:t>
             </w:r>
             <w:r>
               <w:rPr>
@@ -282,12 +300,6 @@
               <w:rPr>
                 <w:rFonts w:eastAsia="Calibri"/>
               </w:rPr>
-              <w:t>https://</w:t>
-            </w:r>
-            <w:r>
-              <w:rPr>
-                <w:rFonts w:eastAsia="Calibri"/>
-              </w:rPr>
               <w:t>song-wentao.github.io</w:t>
             </w:r>
           </w:p>
@@ -342,7 +354,19 @@
               <w:rPr>
                 <w:rFonts w:eastAsia="Calibri"/>
               </w:rPr>
-              <w:t>I am a final-year PhD candidate at Mississippi State University, majoring in Natural Resources, with an anticipated graduation date of December 2024. With 13 years of training as a wildlife ecologist, my educational background includes comprehensive training in biology and ecology for wildlife management. My master’s research focused on how global changes affect the behavioral responses and population dynamics of small mammals. My doctoral research centers on using statistical models and machine learning to analyze the spatiotemporal dynamics of North American breeding bird populations. I have participated in various projects involving birds, rodents, deer, and primates. My interest lies in using statistical models and machine learning methods to analyze, model, and predict population dynamics, thereby contributing to wildlife management and conservation.</w:t>
+              <w:t xml:space="preserve">I am </w:t>
+            </w:r>
+            <w:r>
+              <w:rPr>
+                <w:rFonts w:eastAsia="Calibri"/>
+              </w:rPr>
+              <w:t>a PhD candidate at Mississippi State University</w:t>
+            </w:r>
+            <w:r>
+              <w:rPr>
+                <w:rFonts w:eastAsia="Calibri"/>
+              </w:rPr>
+              <w:t>, majoring in Natural Resources, with an anticipated graduation date of December 2024. With 13 years of training as a wildlife ecologist, my educational background includes comprehensive training in biology and ecology for wildlife management. My master’s research focused on how global changes affect the behavioral responses and population dynamics of small mammals. My doctoral research centers on using statistical models and machine learning to analyze the spatiotemporal dynamics of North American breeding bird populations. I have participated in various projects involving birds, rodents, deer, and primates. My interest lies in using statistical models and machine learning methods to analyze, model, and predict population dynamics, thereby contributing to wildlife management and conservation.</w:t>
             </w:r>
           </w:p>
         </w:tc>
@@ -483,22 +507,36 @@
               <w:rPr>
                 <w:rFonts w:eastAsia="Calibri"/>
               </w:rPr>
-              <w:t>PhD. Natural Resources, Wildlife, Fishery and aquaculture concentration</w:t>
-            </w:r>
-          </w:p>
-          <w:p>
-            <w:pPr>
-              <w:widowControl w:val="0"/>
-              <w:spacing w:after="0" w:line="240" w:lineRule="auto"/>
-              <w:rPr>
-                <w:rFonts w:eastAsia="Calibri"/>
-              </w:rPr>
-            </w:pPr>
-            <w:r>
-              <w:rPr>
-                <w:rFonts w:eastAsia="Calibri"/>
-              </w:rPr>
-              <w:t>Supervisor: Dr. Guiming Wang</w:t>
+              <w:t>PhD. Natural Resources, Wildlife concentration</w:t>
+            </w:r>
+          </w:p>
+          <w:p>
+            <w:pPr>
+              <w:widowControl w:val="0"/>
+              <w:spacing w:after="0" w:line="240" w:lineRule="auto"/>
+              <w:rPr>
+                <w:rFonts w:eastAsia="Calibri"/>
+              </w:rPr>
+            </w:pPr>
+            <w:r>
+              <w:rPr>
+                <w:rFonts w:eastAsia="Calibri"/>
+              </w:rPr>
+              <w:t xml:space="preserve">Supervisor: Dr. </w:t>
+            </w:r>
+            <w:proofErr w:type="spellStart"/>
+            <w:r>
+              <w:rPr>
+                <w:rFonts w:eastAsia="Calibri"/>
+              </w:rPr>
+              <w:t>Guiming</w:t>
+            </w:r>
+            <w:proofErr w:type="spellEnd"/>
+            <w:r>
+              <w:rPr>
+                <w:rFonts w:eastAsia="Calibri"/>
+              </w:rPr>
+              <w:t xml:space="preserve"> Wang</w:t>
             </w:r>
           </w:p>
           <w:p>
@@ -612,7 +650,21 @@
               <w:rPr>
                 <w:rFonts w:eastAsia="Calibri"/>
               </w:rPr>
-              <w:t>Supervisor: Dr. Zihui Zhang</w:t>
+              <w:t xml:space="preserve">Supervisor: Dr. </w:t>
+            </w:r>
+            <w:proofErr w:type="spellStart"/>
+            <w:r>
+              <w:rPr>
+                <w:rFonts w:eastAsia="Calibri"/>
+              </w:rPr>
+              <w:t>Zihui</w:t>
+            </w:r>
+            <w:proofErr w:type="spellEnd"/>
+            <w:r>
+              <w:rPr>
+                <w:rFonts w:eastAsia="Calibri"/>
+              </w:rPr>
+              <w:t xml:space="preserve"> Zhang</w:t>
             </w:r>
           </w:p>
           <w:p>
@@ -726,7 +778,21 @@
               <w:rPr>
                 <w:rFonts w:eastAsia="Calibri"/>
               </w:rPr>
-              <w:t>Supervisor: Dr. Xinrong Wan</w:t>
+              <w:t xml:space="preserve">Supervisor: Dr. </w:t>
+            </w:r>
+            <w:proofErr w:type="spellStart"/>
+            <w:r>
+              <w:rPr>
+                <w:rFonts w:eastAsia="Calibri"/>
+              </w:rPr>
+              <w:t>Xinrong</w:t>
+            </w:r>
+            <w:proofErr w:type="spellEnd"/>
+            <w:r>
+              <w:rPr>
+                <w:rFonts w:eastAsia="Calibri"/>
+              </w:rPr>
+              <w:t xml:space="preserve"> Wan</w:t>
             </w:r>
           </w:p>
           <w:p>
@@ -821,11 +887,45 @@
                 <w:rFonts w:ascii="Calibri" w:eastAsia="Calibri" w:hAnsi="Calibri"/>
               </w:rPr>
             </w:pPr>
-            <w:r>
-              <w:rPr>
-                <w:rFonts w:eastAsia="Calibri"/>
-              </w:rPr>
-              <w:t>BSc(Agr). Aquaculture</w:t>
+            <w:proofErr w:type="gramStart"/>
+            <w:r>
+              <w:rPr>
+                <w:rFonts w:eastAsia="Calibri"/>
+              </w:rPr>
+              <w:t>BS</w:t>
+            </w:r>
+            <w:r>
+              <w:rPr>
+                <w:rFonts w:eastAsia="Calibri"/>
+              </w:rPr>
+              <w:t>c</w:t>
+            </w:r>
+            <w:r>
+              <w:rPr>
+                <w:rFonts w:eastAsia="Calibri"/>
+              </w:rPr>
+              <w:t>(</w:t>
+            </w:r>
+            <w:proofErr w:type="spellStart"/>
+            <w:proofErr w:type="gramEnd"/>
+            <w:r>
+              <w:rPr>
+                <w:rFonts w:eastAsia="Calibri"/>
+              </w:rPr>
+              <w:t>Agr</w:t>
+            </w:r>
+            <w:proofErr w:type="spellEnd"/>
+            <w:r>
+              <w:rPr>
+                <w:rFonts w:eastAsia="Calibri"/>
+              </w:rPr>
+              <w:t>.</w:t>
+            </w:r>
+            <w:r>
+              <w:rPr>
+                <w:rFonts w:eastAsia="Calibri"/>
+              </w:rPr>
+              <w:t>) Aquaculture</w:t>
             </w:r>
           </w:p>
         </w:tc>
@@ -996,7 +1096,13 @@
                 <w:b/>
                 <w:bCs/>
               </w:rPr>
-              <w:t xml:space="preserve">Mississippi State University  </w:t>
+              <w:t>Mississippi State University</w:t>
+            </w:r>
+            <w:r>
+              <w:rPr>
+                <w:rFonts w:eastAsia="Calibri"/>
+              </w:rPr>
+              <w:t xml:space="preserve">  </w:t>
             </w:r>
             <w:r>
               <w:rPr>
@@ -1025,7 +1131,7 @@
               <w:widowControl w:val="0"/>
               <w:spacing w:after="0" w:line="240" w:lineRule="auto"/>
               <w:rPr>
-                <w:rFonts w:ascii="Calibri" w:eastAsia="Calibri" w:hAnsi="Calibri"/>
+                <w:rFonts w:eastAsia="Calibri"/>
               </w:rPr>
             </w:pPr>
             <w:r>
@@ -1034,6 +1140,15 @@
               </w:rPr>
               <w:t>Assisted instructors in preparing lectures and labs for undergraduate students.</w:t>
             </w:r>
+          </w:p>
+          <w:p>
+            <w:pPr>
+              <w:widowControl w:val="0"/>
+              <w:spacing w:after="0" w:line="240" w:lineRule="auto"/>
+              <w:rPr>
+                <w:rFonts w:ascii="Calibri" w:eastAsia="Calibri" w:hAnsi="Calibri"/>
+              </w:rPr>
+            </w:pPr>
           </w:p>
         </w:tc>
         <w:tc>
@@ -1106,7 +1221,13 @@
                 <w:b/>
                 <w:bCs/>
               </w:rPr>
-              <w:t xml:space="preserve">Northwestern University      </w:t>
+              <w:t>Northwestern University</w:t>
+            </w:r>
+            <w:r>
+              <w:rPr>
+                <w:rFonts w:eastAsia="Calibri"/>
+              </w:rPr>
+              <w:t xml:space="preserve">      </w:t>
             </w:r>
             <w:r>
               <w:rPr>
@@ -1400,15 +1521,39 @@
               <w:spacing w:after="0" w:line="240" w:lineRule="auto"/>
               <w:ind w:left="720"/>
               <w:rPr>
-                <w:rFonts w:ascii="Calibri" w:eastAsia="Calibri" w:hAnsi="Calibri"/>
-              </w:rPr>
-            </w:pPr>
-            <w:r>
-              <w:rPr>
-                <w:rFonts w:eastAsia="Calibri"/>
-              </w:rPr>
-              <w:t>Bayesian analysis with PyMC3, WinBUGS, JAGS, and Stan</w:t>
-            </w:r>
+                <w:rFonts w:eastAsia="Calibri"/>
+              </w:rPr>
+            </w:pPr>
+            <w:r>
+              <w:rPr>
+                <w:rFonts w:eastAsia="Calibri"/>
+              </w:rPr>
+              <w:t xml:space="preserve">Bayesian analysis with PyMC3, </w:t>
+            </w:r>
+            <w:proofErr w:type="spellStart"/>
+            <w:r>
+              <w:rPr>
+                <w:rFonts w:eastAsia="Calibri"/>
+              </w:rPr>
+              <w:t>WinBUGS</w:t>
+            </w:r>
+            <w:proofErr w:type="spellEnd"/>
+            <w:r>
+              <w:rPr>
+                <w:rFonts w:eastAsia="Calibri"/>
+              </w:rPr>
+              <w:t>, JAGS, and Stan</w:t>
+            </w:r>
+          </w:p>
+          <w:p>
+            <w:pPr>
+              <w:widowControl w:val="0"/>
+              <w:spacing w:after="0" w:line="240" w:lineRule="auto"/>
+              <w:ind w:left="720"/>
+              <w:rPr>
+                <w:rFonts w:ascii="Calibri" w:eastAsia="Calibri" w:hAnsi="Calibri"/>
+              </w:rPr>
+            </w:pPr>
           </w:p>
           <w:p>
             <w:pPr>
@@ -1425,6 +1570,7 @@
                 <w:b/>
                 <w:bCs/>
               </w:rPr>
+              <w:lastRenderedPageBreak/>
               <w:t>TEACHING</w:t>
             </w:r>
           </w:p>
@@ -1457,7 +1603,6 @@
               <w:rPr>
                 <w:rFonts w:eastAsia="Calibri"/>
               </w:rPr>
-              <w:lastRenderedPageBreak/>
               <w:t>Ecology, Population Ecology, and Community Ecology</w:t>
             </w:r>
           </w:p>
@@ -1936,8 +2081,9 @@
             <w:pPr>
               <w:widowControl w:val="0"/>
               <w:spacing w:after="0" w:line="240" w:lineRule="auto"/>
-              <w:rPr>
-                <w:rFonts w:ascii="Calibri" w:eastAsia="Calibri" w:hAnsi="Calibri"/>
+              <w:ind w:left="720" w:hanging="720"/>
+              <w:rPr>
+                <w:rFonts w:eastAsia="Calibri"/>
               </w:rPr>
             </w:pPr>
             <w:r>
@@ -1951,8 +2097,9 @@
             <w:pPr>
               <w:widowControl w:val="0"/>
               <w:spacing w:after="0" w:line="240" w:lineRule="auto"/>
-              <w:rPr>
-                <w:rFonts w:ascii="Calibri" w:eastAsia="Calibri" w:hAnsi="Calibri"/>
+              <w:ind w:left="720" w:hanging="720"/>
+              <w:rPr>
+                <w:rFonts w:eastAsia="Calibri"/>
               </w:rPr>
             </w:pPr>
             <w:r>
@@ -1966,83 +2113,145 @@
             <w:pPr>
               <w:widowControl w:val="0"/>
               <w:spacing w:after="0" w:line="240" w:lineRule="auto"/>
-              <w:rPr>
-                <w:rFonts w:ascii="Calibri" w:eastAsia="Calibri" w:hAnsi="Calibri"/>
-              </w:rPr>
-            </w:pPr>
-            <w:r>
-              <w:rPr>
-                <w:rFonts w:eastAsia="Calibri"/>
-              </w:rPr>
-              <w:t xml:space="preserve">    (1)The IUCN red list of threatened species: How it’s being used.</w:t>
-            </w:r>
-          </w:p>
-          <w:p>
-            <w:pPr>
-              <w:widowControl w:val="0"/>
-              <w:spacing w:after="0" w:line="240" w:lineRule="auto"/>
-              <w:rPr>
-                <w:rFonts w:ascii="Calibri" w:eastAsia="Calibri" w:hAnsi="Calibri"/>
-              </w:rPr>
-            </w:pPr>
-            <w:r>
-              <w:rPr>
-                <w:rFonts w:eastAsia="Calibri"/>
-              </w:rPr>
-              <w:t xml:space="preserve">    (2)Habitat destruction: Death by a thousand cuts.</w:t>
-            </w:r>
-          </w:p>
-          <w:p>
-            <w:pPr>
-              <w:widowControl w:val="0"/>
-              <w:spacing w:after="0" w:line="240" w:lineRule="auto"/>
-              <w:rPr>
-                <w:rFonts w:ascii="Calibri" w:eastAsia="Calibri" w:hAnsi="Calibri"/>
-              </w:rPr>
-            </w:pPr>
-            <w:r>
-              <w:rPr>
-                <w:rFonts w:eastAsia="Calibri"/>
-              </w:rPr>
-              <w:t xml:space="preserve">    (3)Reintroduction and rewilding as conservation strategies.</w:t>
-            </w:r>
-          </w:p>
-          <w:p>
-            <w:pPr>
-              <w:widowControl w:val="0"/>
-              <w:spacing w:after="0" w:line="240" w:lineRule="auto"/>
-              <w:rPr>
-                <w:rFonts w:ascii="Calibri" w:eastAsia="Calibri" w:hAnsi="Calibri"/>
-              </w:rPr>
-            </w:pPr>
-            <w:r>
-              <w:rPr>
-                <w:rFonts w:eastAsia="Calibri"/>
-              </w:rPr>
-              <w:t xml:space="preserve">    (4)Climate change: Implications for biodiversity.</w:t>
-            </w:r>
-          </w:p>
-          <w:p>
-            <w:pPr>
-              <w:widowControl w:val="0"/>
-              <w:spacing w:after="0" w:line="240" w:lineRule="auto"/>
-              <w:rPr>
-                <w:rFonts w:ascii="Calibri" w:eastAsia="Calibri" w:hAnsi="Calibri"/>
-              </w:rPr>
-            </w:pPr>
-            <w:r>
-              <w:rPr>
-                <w:rFonts w:eastAsia="Calibri"/>
-              </w:rPr>
-              <w:t>Current Topics in Conservation Biology. MSU, Fall 2021.</w:t>
-            </w:r>
-          </w:p>
-          <w:p>
-            <w:pPr>
-              <w:widowControl w:val="0"/>
-              <w:spacing w:after="0" w:line="240" w:lineRule="auto"/>
-              <w:rPr>
-                <w:rFonts w:ascii="Calibri" w:eastAsia="Calibri" w:hAnsi="Calibri"/>
+              <w:ind w:left="720" w:hanging="720"/>
+              <w:rPr>
+                <w:rFonts w:eastAsia="Calibri"/>
+              </w:rPr>
+            </w:pPr>
+            <w:r>
+              <w:rPr>
+                <w:rFonts w:eastAsia="Calibri"/>
+              </w:rPr>
+              <w:t xml:space="preserve">    (</w:t>
+            </w:r>
+            <w:proofErr w:type="gramStart"/>
+            <w:r>
+              <w:rPr>
+                <w:rFonts w:eastAsia="Calibri"/>
+              </w:rPr>
+              <w:t>1)The</w:t>
+            </w:r>
+            <w:proofErr w:type="gramEnd"/>
+            <w:r>
+              <w:rPr>
+                <w:rFonts w:eastAsia="Calibri"/>
+              </w:rPr>
+              <w:t xml:space="preserve"> IUCN red list of threatened species: How it’s being used.</w:t>
+            </w:r>
+          </w:p>
+          <w:p>
+            <w:pPr>
+              <w:widowControl w:val="0"/>
+              <w:spacing w:after="0" w:line="240" w:lineRule="auto"/>
+              <w:ind w:left="720" w:hanging="720"/>
+              <w:rPr>
+                <w:rFonts w:eastAsia="Calibri"/>
+              </w:rPr>
+            </w:pPr>
+            <w:r>
+              <w:rPr>
+                <w:rFonts w:eastAsia="Calibri"/>
+              </w:rPr>
+              <w:t xml:space="preserve">    (</w:t>
+            </w:r>
+            <w:proofErr w:type="gramStart"/>
+            <w:r>
+              <w:rPr>
+                <w:rFonts w:eastAsia="Calibri"/>
+              </w:rPr>
+              <w:t>2)Habitat</w:t>
+            </w:r>
+            <w:proofErr w:type="gramEnd"/>
+            <w:r>
+              <w:rPr>
+                <w:rFonts w:eastAsia="Calibri"/>
+              </w:rPr>
+              <w:t xml:space="preserve"> destruction: Death by a thousand cuts.</w:t>
+            </w:r>
+          </w:p>
+          <w:p>
+            <w:pPr>
+              <w:widowControl w:val="0"/>
+              <w:spacing w:after="0" w:line="240" w:lineRule="auto"/>
+              <w:ind w:left="720" w:hanging="720"/>
+              <w:rPr>
+                <w:rFonts w:eastAsia="Calibri"/>
+              </w:rPr>
+            </w:pPr>
+            <w:r>
+              <w:rPr>
+                <w:rFonts w:eastAsia="Calibri"/>
+              </w:rPr>
+              <w:t xml:space="preserve">    (</w:t>
+            </w:r>
+            <w:proofErr w:type="gramStart"/>
+            <w:r>
+              <w:rPr>
+                <w:rFonts w:eastAsia="Calibri"/>
+              </w:rPr>
+              <w:t>3)Reintroduction</w:t>
+            </w:r>
+            <w:proofErr w:type="gramEnd"/>
+            <w:r>
+              <w:rPr>
+                <w:rFonts w:eastAsia="Calibri"/>
+              </w:rPr>
+              <w:t xml:space="preserve"> and rewilding as conservation strategies.</w:t>
+            </w:r>
+          </w:p>
+          <w:p>
+            <w:pPr>
+              <w:widowControl w:val="0"/>
+              <w:spacing w:after="0" w:line="240" w:lineRule="auto"/>
+              <w:ind w:left="720" w:hanging="720"/>
+              <w:rPr>
+                <w:rFonts w:eastAsia="Calibri"/>
+              </w:rPr>
+            </w:pPr>
+            <w:r>
+              <w:rPr>
+                <w:rFonts w:eastAsia="Calibri"/>
+              </w:rPr>
+              <w:t xml:space="preserve">    (</w:t>
+            </w:r>
+            <w:proofErr w:type="gramStart"/>
+            <w:r>
+              <w:rPr>
+                <w:rFonts w:eastAsia="Calibri"/>
+              </w:rPr>
+              <w:t>4)Climate</w:t>
+            </w:r>
+            <w:proofErr w:type="gramEnd"/>
+            <w:r>
+              <w:rPr>
+                <w:rFonts w:eastAsia="Calibri"/>
+              </w:rPr>
+              <w:t xml:space="preserve"> change: Implications for biodiversity.</w:t>
+            </w:r>
+          </w:p>
+          <w:p>
+            <w:pPr>
+              <w:widowControl w:val="0"/>
+              <w:spacing w:after="0" w:line="240" w:lineRule="auto"/>
+              <w:ind w:left="720" w:hanging="720"/>
+              <w:rPr>
+                <w:rFonts w:eastAsia="Calibri"/>
+              </w:rPr>
+            </w:pPr>
+            <w:r>
+              <w:rPr>
+                <w:rFonts w:eastAsia="Calibri"/>
+              </w:rPr>
+              <w:t xml:space="preserve">    Current Topics in Conservation Biology. MSU, Fall 2021.</w:t>
+            </w:r>
+          </w:p>
+          <w:p>
+            <w:pPr>
+              <w:widowControl w:val="0"/>
+              <w:spacing w:after="0" w:line="240" w:lineRule="auto"/>
+              <w:ind w:left="720" w:hanging="720"/>
+              <w:rPr>
+                <w:rFonts w:eastAsia="Calibri"/>
               </w:rPr>
             </w:pPr>
             <w:r>
@@ -2056,6 +2265,7 @@
             <w:pPr>
               <w:widowControl w:val="0"/>
               <w:spacing w:after="0" w:line="240" w:lineRule="auto"/>
+              <w:ind w:left="720" w:hanging="720"/>
               <w:rPr>
                 <w:rFonts w:ascii="Calibri" w:eastAsia="Calibri" w:hAnsi="Calibri"/>
               </w:rPr>
@@ -2370,7 +2580,43 @@
               <w:rPr>
                 <w:rFonts w:eastAsia="Calibri"/>
               </w:rPr>
-              <w:t>, Kouba A.J., Burger L.M., et al. Interactions of life history traits, density dependence and responses to climate changes on long-term dynamic patterns of North American breeding bird populations. (In prep for Global Change Biology)</w:t>
+              <w:t>, Kouba</w:t>
+            </w:r>
+            <w:r>
+              <w:rPr>
+                <w:rFonts w:eastAsia="Calibri"/>
+              </w:rPr>
+              <w:t>,</w:t>
+            </w:r>
+            <w:r>
+              <w:rPr>
+                <w:rFonts w:eastAsia="Calibri"/>
+              </w:rPr>
+              <w:t xml:space="preserve"> A.J., Burger</w:t>
+            </w:r>
+            <w:r>
+              <w:rPr>
+                <w:rFonts w:eastAsia="Calibri"/>
+              </w:rPr>
+              <w:t>,</w:t>
+            </w:r>
+            <w:r>
+              <w:rPr>
+                <w:rFonts w:eastAsia="Calibri"/>
+              </w:rPr>
+              <w:t xml:space="preserve"> L.M.,</w:t>
+            </w:r>
+            <w:r>
+              <w:rPr>
+                <w:rFonts w:eastAsia="Calibri"/>
+              </w:rPr>
+              <w:t xml:space="preserve"> Burger, L.W., Colvin, M.E., Wang, G. </w:t>
+            </w:r>
+            <w:r>
+              <w:rPr>
+                <w:rFonts w:eastAsia="Calibri"/>
+              </w:rPr>
+              <w:t>Interactions of life history traits, density dependence and responses to climate changes on long-term dynamic patterns of North American breeding bird populations. (In prep for Global Change Biology)</w:t>
             </w:r>
           </w:p>
           <w:p>
@@ -2386,7 +2632,7 @@
               <w:rPr>
                 <w:rFonts w:eastAsia="Calibri"/>
               </w:rPr>
-              <w:t xml:space="preserve">Yang, H. T., Li, S., Hou, R., </w:t>
+              <w:t xml:space="preserve">Yang, H., Li, S., Hou, R., </w:t>
             </w:r>
             <w:r>
               <w:rPr>
@@ -2394,46 +2640,86 @@
                 <w:b/>
                 <w:bCs/>
               </w:rPr>
-              <w:t>Song, W. T.</w:t>
-            </w:r>
-            <w:r>
-              <w:rPr>
-                <w:rFonts w:eastAsia="Calibri"/>
-              </w:rPr>
-              <w:t>, Fu, Y. W., Li, Y. B., ... &amp; Li, B. G. (2023). Three-dimensional assessment of movement patterns of Sichuan snub-nosed monkeys affected by habitat structure in temperate forests. Zoological Research, 44(2), 361.</w:t>
-            </w:r>
-          </w:p>
-          <w:p>
-            <w:pPr>
-              <w:widowControl w:val="0"/>
-              <w:spacing w:after="0" w:line="240" w:lineRule="auto"/>
-              <w:ind w:left="720" w:hanging="720"/>
-              <w:rPr>
-                <w:rFonts w:ascii="Calibri" w:eastAsia="Calibri" w:hAnsi="Calibri"/>
-              </w:rPr>
-            </w:pPr>
+              <w:t>Song, W</w:t>
+            </w:r>
             <w:r>
               <w:rPr>
                 <w:rFonts w:eastAsia="Calibri"/>
                 <w:b/>
                 <w:bCs/>
               </w:rPr>
+              <w:t>.</w:t>
+            </w:r>
+            <w:r>
+              <w:rPr>
+                <w:rFonts w:eastAsia="Calibri"/>
+              </w:rPr>
+              <w:t>, Fu, Y., Li, Y., ... &amp; Li, B. (2023). Three-dimensional assessment of movement patterns of Sichuan snub-nosed monkeys affected by habitat structure in temperate forests. Zoological Research, 44(2), 361.</w:t>
+            </w:r>
+          </w:p>
+          <w:p>
+            <w:pPr>
+              <w:widowControl w:val="0"/>
+              <w:spacing w:after="0" w:line="240" w:lineRule="auto"/>
+              <w:ind w:left="720" w:hanging="720"/>
+              <w:rPr>
+                <w:rFonts w:ascii="Calibri" w:eastAsia="Calibri" w:hAnsi="Calibri"/>
+              </w:rPr>
+            </w:pPr>
+            <w:r>
+              <w:rPr>
+                <w:rFonts w:eastAsia="Calibri"/>
+                <w:b/>
+                <w:bCs/>
+              </w:rPr>
               <w:t>Song, W.</w:t>
             </w:r>
             <w:r>
               <w:rPr>
                 <w:rFonts w:eastAsia="Calibri"/>
               </w:rPr>
-              <w:t>, Wang, Y., Zhang, X., Zhang, W., . . . &amp; Wan, X. (2017). Influence of Group Size and Foraging Distance on Vigilance Frequency of Brandt′s Vole (</w:t>
-            </w:r>
+              <w:t xml:space="preserve">, Wang, Y., Zhang, X., Zhang, W., </w:t>
+            </w:r>
+            <w:r>
+              <w:rPr>
+                <w:rFonts w:eastAsia="Calibri"/>
+              </w:rPr>
+              <w:t>…</w:t>
+            </w:r>
+            <w:r>
+              <w:rPr>
+                <w:rFonts w:eastAsia="Calibri"/>
+              </w:rPr>
+              <w:t xml:space="preserve"> &amp; Wan, X. (2017). Influence of Group Size and Foraging Distance on Vigilance Frequency of Brandt′s Vole (</w:t>
+            </w:r>
+            <w:proofErr w:type="spellStart"/>
             <w:r>
               <w:rPr>
                 <w:rFonts w:eastAsia="Calibri"/>
                 <w:i/>
                 <w:iCs/>
               </w:rPr>
-              <w:t>Lasiopodomys brandtii</w:t>
-            </w:r>
+              <w:t>Lasiopodomys</w:t>
+            </w:r>
+            <w:proofErr w:type="spellEnd"/>
+            <w:r>
+              <w:rPr>
+                <w:rFonts w:eastAsia="Calibri"/>
+                <w:i/>
+                <w:iCs/>
+              </w:rPr>
+              <w:t xml:space="preserve"> </w:t>
+            </w:r>
+            <w:proofErr w:type="spellStart"/>
+            <w:r>
+              <w:rPr>
+                <w:rFonts w:eastAsia="Calibri"/>
+                <w:i/>
+                <w:iCs/>
+              </w:rPr>
+              <w:t>brandtii</w:t>
+            </w:r>
+            <w:proofErr w:type="spellEnd"/>
             <w:r>
               <w:rPr>
                 <w:rFonts w:eastAsia="Calibri"/>
@@ -2462,7 +2748,26 @@
               <w:rPr>
                 <w:rFonts w:eastAsia="Calibri"/>
               </w:rPr>
-              <w:t xml:space="preserve">, Wang, Y., Sai, N., . . . &amp; Zhang, Z. (2016). Numerical Response of Hawks Density to the Rodents Density in Typical Steppe. Chinese Journal of Zoology, 51(4): 529-535. </w:t>
+              <w:t xml:space="preserve">, Wang, Y., Sai, N., </w:t>
+            </w:r>
+            <w:r>
+              <w:rPr>
+                <w:rFonts w:eastAsia="Calibri"/>
+              </w:rPr>
+              <w:t>…</w:t>
+            </w:r>
+            <w:r>
+              <w:rPr>
+                <w:rFonts w:eastAsia="Calibri"/>
+              </w:rPr>
+              <w:t xml:space="preserve"> &amp; Zhang, Z. (2016). Numerical Response of Hawks Density to the Rodents Density in Typical </w:t>
+            </w:r>
+            <w:r>
+              <w:rPr>
+                <w:rFonts w:eastAsia="Calibri"/>
+              </w:rPr>
+              <w:lastRenderedPageBreak/>
+              <w:t xml:space="preserve">Steppe. Chinese Journal of Zoology, 51(4): 529-535. </w:t>
             </w:r>
           </w:p>
         </w:tc>
@@ -2592,7 +2897,25 @@
                 <w:b/>
                 <w:bCs/>
               </w:rPr>
-              <w:t>Dr. Guiming Wang</w:t>
+              <w:t xml:space="preserve">Dr. </w:t>
+            </w:r>
+            <w:proofErr w:type="spellStart"/>
+            <w:r>
+              <w:rPr>
+                <w:rFonts w:eastAsia="Calibri"/>
+                <w:b/>
+                <w:bCs/>
+              </w:rPr>
+              <w:t>Guiming</w:t>
+            </w:r>
+            <w:proofErr w:type="spellEnd"/>
+            <w:r>
+              <w:rPr>
+                <w:rFonts w:eastAsia="Calibri"/>
+                <w:b/>
+                <w:bCs/>
+              </w:rPr>
+              <w:t xml:space="preserve"> Wang</w:t>
             </w:r>
             <w:r>
               <w:rPr>
@@ -2613,15 +2936,15 @@
               <w:rPr>
                 <w:rFonts w:eastAsia="Calibri"/>
               </w:rPr>
-              <w:t>Professor, Department of Wildlife, Fisheries and Aquaculture, Mississippi State University</w:t>
-            </w:r>
-          </w:p>
-          <w:p>
-            <w:pPr>
-              <w:widowControl w:val="0"/>
-              <w:spacing w:after="0" w:line="240" w:lineRule="auto"/>
-              <w:rPr>
-                <w:rFonts w:ascii="Calibri" w:eastAsia="Calibri" w:hAnsi="Calibri"/>
+              <w:t>Professor, Mississippi State University</w:t>
+            </w:r>
+          </w:p>
+          <w:p>
+            <w:pPr>
+              <w:widowControl w:val="0"/>
+              <w:spacing w:after="0" w:line="240" w:lineRule="auto"/>
+              <w:rPr>
+                <w:rFonts w:eastAsia="Calibri"/>
               </w:rPr>
             </w:pPr>
             <w:r>
@@ -2630,6 +2953,15 @@
               </w:rPr>
               <w:t>guiming.wang@msstate.edu</w:t>
             </w:r>
+          </w:p>
+          <w:p>
+            <w:pPr>
+              <w:widowControl w:val="0"/>
+              <w:spacing w:after="0" w:line="240" w:lineRule="auto"/>
+              <w:rPr>
+                <w:rFonts w:ascii="Calibri" w:eastAsia="Calibri" w:hAnsi="Calibri"/>
+              </w:rPr>
+            </w:pPr>
           </w:p>
         </w:tc>
       </w:tr>
@@ -2662,7 +2994,25 @@
                 <w:b/>
                 <w:bCs/>
               </w:rPr>
-              <w:t xml:space="preserve">Dr. Xinrong Wan </w:t>
+              <w:t xml:space="preserve">Dr. </w:t>
+            </w:r>
+            <w:proofErr w:type="spellStart"/>
+            <w:r>
+              <w:rPr>
+                <w:rFonts w:eastAsia="Calibri"/>
+                <w:b/>
+                <w:bCs/>
+              </w:rPr>
+              <w:t>Xinrong</w:t>
+            </w:r>
+            <w:proofErr w:type="spellEnd"/>
+            <w:r>
+              <w:rPr>
+                <w:rFonts w:eastAsia="Calibri"/>
+                <w:b/>
+                <w:bCs/>
+              </w:rPr>
+              <w:t xml:space="preserve"> Wan </w:t>
             </w:r>
             <w:r>
               <w:rPr>
@@ -2691,7 +3041,7 @@
               <w:widowControl w:val="0"/>
               <w:spacing w:after="0" w:line="240" w:lineRule="auto"/>
               <w:rPr>
-                <w:rFonts w:ascii="Calibri" w:eastAsia="Calibri" w:hAnsi="Calibri"/>
+                <w:rFonts w:eastAsia="Calibri"/>
               </w:rPr>
             </w:pPr>
             <w:r>
@@ -2700,6 +3050,15 @@
               </w:rPr>
               <w:t>wanxr@ioz.ac.cn</w:t>
             </w:r>
+          </w:p>
+          <w:p>
+            <w:pPr>
+              <w:widowControl w:val="0"/>
+              <w:spacing w:after="0" w:line="240" w:lineRule="auto"/>
+              <w:rPr>
+                <w:rFonts w:ascii="Calibri" w:eastAsia="Calibri" w:hAnsi="Calibri"/>
+              </w:rPr>
+            </w:pPr>
           </w:p>
         </w:tc>
       </w:tr>
@@ -2732,43 +3091,186 @@
                 <w:b/>
                 <w:bCs/>
               </w:rPr>
-              <w:t>Dr. Ryo Ogawa</w:t>
-            </w:r>
-            <w:r>
-              <w:rPr>
-                <w:rFonts w:eastAsia="Calibri"/>
-              </w:rPr>
-              <w:t xml:space="preserve"> (lab colleague)</w:t>
-            </w:r>
-          </w:p>
-          <w:p>
-            <w:pPr>
-              <w:widowControl w:val="0"/>
-              <w:spacing w:after="0" w:line="240" w:lineRule="auto"/>
-              <w:rPr>
-                <w:rFonts w:ascii="Calibri" w:eastAsia="Calibri" w:hAnsi="Calibri"/>
-              </w:rPr>
-            </w:pPr>
-            <w:r>
-              <w:rPr>
-                <w:rFonts w:eastAsia="Calibri"/>
-              </w:rPr>
-              <w:t>Postdoc, Chair of Computational Landscape Ecology, Technische Universität Dresden, Germany</w:t>
-            </w:r>
-          </w:p>
-          <w:p>
-            <w:pPr>
-              <w:widowControl w:val="0"/>
-              <w:spacing w:after="0" w:line="240" w:lineRule="auto"/>
-              <w:rPr>
-                <w:rFonts w:ascii="Calibri" w:eastAsia="Calibri" w:hAnsi="Calibri"/>
-              </w:rPr>
-            </w:pPr>
-            <w:r>
-              <w:rPr>
-                <w:rFonts w:eastAsia="Calibri"/>
-              </w:rPr>
-              <w:t>ryo.ogawa@tu-dresden.de</w:t>
+              <w:t xml:space="preserve">Dr. </w:t>
+            </w:r>
+            <w:proofErr w:type="spellStart"/>
+            <w:r>
+              <w:rPr>
+                <w:rFonts w:eastAsia="Calibri"/>
+                <w:b/>
+                <w:bCs/>
+              </w:rPr>
+              <w:t>Xueyan</w:t>
+            </w:r>
+            <w:proofErr w:type="spellEnd"/>
+            <w:r>
+              <w:rPr>
+                <w:rFonts w:eastAsia="Calibri"/>
+                <w:b/>
+                <w:bCs/>
+              </w:rPr>
+              <w:t xml:space="preserve"> Shan </w:t>
+            </w:r>
+            <w:r>
+              <w:rPr>
+                <w:rFonts w:eastAsia="Calibri"/>
+              </w:rPr>
+              <w:t>(Project advisor)</w:t>
+            </w:r>
+          </w:p>
+          <w:p>
+            <w:pPr>
+              <w:widowControl w:val="0"/>
+              <w:spacing w:after="0" w:line="240" w:lineRule="auto"/>
+              <w:rPr>
+                <w:rFonts w:eastAsia="Calibri"/>
+              </w:rPr>
+            </w:pPr>
+            <w:r>
+              <w:rPr>
+                <w:rFonts w:eastAsia="Calibri"/>
+              </w:rPr>
+              <w:t>Associate Research Professor</w:t>
+            </w:r>
+            <w:r>
+              <w:rPr>
+                <w:rFonts w:eastAsia="Calibri"/>
+              </w:rPr>
+              <w:t xml:space="preserve">, </w:t>
+            </w:r>
+            <w:r>
+              <w:rPr>
+                <w:rFonts w:eastAsia="Calibri"/>
+              </w:rPr>
+              <w:t>Mississippi State University</w:t>
+            </w:r>
+          </w:p>
+          <w:p>
+            <w:pPr>
+              <w:widowControl w:val="0"/>
+              <w:spacing w:after="0" w:line="240" w:lineRule="auto"/>
+              <w:rPr>
+                <w:rFonts w:eastAsia="Calibri"/>
+              </w:rPr>
+            </w:pPr>
+            <w:r>
+              <w:rPr>
+                <w:rFonts w:eastAsia="Calibri"/>
+              </w:rPr>
+              <w:t>xshan@bch.msstate.edu</w:t>
+            </w:r>
+          </w:p>
+          <w:p>
+            <w:pPr>
+              <w:widowControl w:val="0"/>
+              <w:spacing w:after="0" w:line="240" w:lineRule="auto"/>
+              <w:rPr>
+                <w:rFonts w:eastAsia="Calibri"/>
+                <w:b/>
+                <w:bCs/>
+              </w:rPr>
+            </w:pPr>
+          </w:p>
+        </w:tc>
+      </w:tr>
+      <w:tr>
+        <w:trPr>
+          <w:trHeight w:val="816"/>
+        </w:trPr>
+        <w:tc>
+          <w:tcPr>
+            <w:tcW w:w="11520" w:type="dxa"/>
+            <w:gridSpan w:val="3"/>
+            <w:tcBorders>
+              <w:top w:val="nil"/>
+              <w:left w:val="nil"/>
+              <w:bottom w:val="nil"/>
+              <w:right w:val="nil"/>
+            </w:tcBorders>
+          </w:tcPr>
+          <w:p>
+            <w:pPr>
+              <w:widowControl w:val="0"/>
+              <w:spacing w:after="0" w:line="240" w:lineRule="auto"/>
+              <w:rPr>
+                <w:rFonts w:ascii="Calibri" w:eastAsia="Calibri" w:hAnsi="Calibri"/>
+              </w:rPr>
+            </w:pPr>
+            <w:r>
+              <w:rPr>
+                <w:rFonts w:eastAsia="Calibri"/>
+                <w:b/>
+                <w:bCs/>
+              </w:rPr>
+              <w:t xml:space="preserve">Dr. </w:t>
+            </w:r>
+            <w:r>
+              <w:rPr>
+                <w:rFonts w:eastAsia="Calibri"/>
+                <w:b/>
+                <w:bCs/>
+              </w:rPr>
+              <w:t xml:space="preserve">Sandra Correa </w:t>
+            </w:r>
+            <w:r>
+              <w:rPr>
+                <w:rFonts w:eastAsia="Calibri"/>
+              </w:rPr>
+              <w:t>(</w:t>
+            </w:r>
+            <w:r>
+              <w:rPr>
+                <w:rFonts w:eastAsia="Calibri"/>
+              </w:rPr>
+              <w:t>TA advisor</w:t>
+            </w:r>
+            <w:r>
+              <w:rPr>
+                <w:rFonts w:eastAsia="Calibri"/>
+              </w:rPr>
+              <w:t>)</w:t>
+            </w:r>
+          </w:p>
+          <w:p>
+            <w:pPr>
+              <w:widowControl w:val="0"/>
+              <w:spacing w:after="0" w:line="240" w:lineRule="auto"/>
+              <w:rPr>
+                <w:rFonts w:ascii="Calibri" w:eastAsia="Calibri" w:hAnsi="Calibri"/>
+              </w:rPr>
+            </w:pPr>
+            <w:r>
+              <w:rPr>
+                <w:rFonts w:eastAsia="Calibri"/>
+              </w:rPr>
+              <w:t>Associate Professor</w:t>
+            </w:r>
+            <w:r>
+              <w:rPr>
+                <w:rFonts w:eastAsia="Calibri"/>
+              </w:rPr>
+              <w:t xml:space="preserve">, </w:t>
+            </w:r>
+            <w:r>
+              <w:rPr>
+                <w:rFonts w:eastAsia="Calibri"/>
+              </w:rPr>
+              <w:t>Mississippi State University</w:t>
+            </w:r>
+          </w:p>
+          <w:p>
+            <w:pPr>
+              <w:widowControl w:val="0"/>
+              <w:spacing w:after="0" w:line="240" w:lineRule="auto"/>
+              <w:rPr>
+                <w:rFonts w:ascii="Calibri" w:eastAsia="Calibri" w:hAnsi="Calibri"/>
+              </w:rPr>
+            </w:pPr>
+            <w:r>
+              <w:rPr>
+                <w:rFonts w:eastAsia="Calibri"/>
+              </w:rPr>
+              <w:t>sbc257@msstate.edu</w:t>
             </w:r>
           </w:p>
         </w:tc>
@@ -2862,7 +3364,19 @@
       <w:rPr>
         <w:color w:val="BFBFBF" w:themeColor="background1" w:themeShade="BF"/>
       </w:rPr>
-      <w:t xml:space="preserve">         July 2024</w:t>
+      <w:t xml:space="preserve">         </w:t>
+    </w:r>
+    <w:r>
+      <w:rPr>
+        <w:color w:val="BFBFBF" w:themeColor="background1" w:themeShade="BF"/>
+      </w:rPr>
+      <w:t>Dec</w:t>
+    </w:r>
+    <w:r>
+      <w:rPr>
+        <w:color w:val="BFBFBF" w:themeColor="background1" w:themeShade="BF"/>
+      </w:rPr>
+      <w:t xml:space="preserve"> 2024</w:t>
     </w:r>
   </w:p>
 </w:hdr>

--- a/doc/CV_WSong.docx
+++ b/doc/CV_WSong.docx
@@ -58,6 +58,7 @@
               <w:bottom w:val="nil"/>
               <w:right w:val="nil"/>
             </w:tcBorders>
+            <w:shd w:val="clear" w:color="auto" w:fill="auto"/>
           </w:tcPr>
           <w:p>
             <w:pPr>
@@ -66,11 +67,13 @@
               <w:jc w:val="center"/>
               <w:rPr>
                 <w:rFonts w:ascii="Calibri" w:eastAsia="Calibri" w:hAnsi="Calibri"/>
-              </w:rPr>
-            </w:pPr>
-            <w:r>
-              <w:rPr>
-                <w:rFonts w:eastAsia="Calibri"/>
+                <w:color w:val="FFFFFF" w:themeColor="background1"/>
+              </w:rPr>
+            </w:pPr>
+            <w:r>
+              <w:rPr>
+                <w:rFonts w:eastAsia="Calibri"/>
+                <w:color w:val="FFFFFF" w:themeColor="background1"/>
               </w:rPr>
               <w:t>PhD Candidate</w:t>
             </w:r>
@@ -87,22 +90,7 @@
             <w:r>
               <w:rPr>
                 <w:rFonts w:eastAsia="Calibri"/>
-              </w:rPr>
-              <w:t>Department of Wildlife, Fisheries and Aquaculture</w:t>
-            </w:r>
-          </w:p>
-          <w:p>
-            <w:pPr>
-              <w:widowControl w:val="0"/>
-              <w:spacing w:after="0" w:line="240" w:lineRule="auto"/>
-              <w:jc w:val="center"/>
-              <w:rPr>
-                <w:rFonts w:ascii="Calibri" w:eastAsia="Calibri" w:hAnsi="Calibri"/>
-              </w:rPr>
-            </w:pPr>
-            <w:r>
-              <w:rPr>
-                <w:rFonts w:eastAsia="Calibri"/>
+                <w:color w:val="FFFFFF" w:themeColor="background1"/>
               </w:rPr>
               <w:t>Mississippi State University, US</w:t>
             </w:r>
@@ -360,13 +348,55 @@
               <w:rPr>
                 <w:rFonts w:eastAsia="Calibri"/>
               </w:rPr>
-              <w:t>a PhD candidate at Mississippi State University</w:t>
-            </w:r>
-            <w:r>
-              <w:rPr>
-                <w:rFonts w:eastAsia="Calibri"/>
-              </w:rPr>
-              <w:t>, majoring in Natural Resources, with an anticipated graduation date of December 2024. With 13 years of training as a wildlife ecologist, my educational background includes comprehensive training in biology and ecology for wildlife management. My master’s research focused on how global changes affect the behavioral responses and population dynamics of small mammals. My doctoral research centers on using statistical models and machine learning to analyze the spatiotemporal dynamics of North American breeding bird populations. I have participated in various projects involving birds, rodents, deer, and primates. My interest lies in using statistical models and machine learning methods to analyze, model, and predict population dynamics, thereby contributing to wildlife management and conservation.</w:t>
+              <w:t xml:space="preserve">a </w:t>
+            </w:r>
+            <w:r>
+              <w:rPr>
+                <w:rFonts w:eastAsia="Calibri"/>
+              </w:rPr>
+              <w:t>wildlife ecologist and applied statistician</w:t>
+            </w:r>
+            <w:r>
+              <w:rPr>
+                <w:rFonts w:eastAsia="Calibri"/>
+              </w:rPr>
+              <w:t xml:space="preserve"> with </w:t>
+            </w:r>
+            <w:r>
+              <w:rPr>
+                <w:rFonts w:eastAsia="Calibri"/>
+              </w:rPr>
+              <w:t xml:space="preserve">comprehensive training in biology and ecology for wildlife management. My doctoral research </w:t>
+            </w:r>
+            <w:r>
+              <w:rPr>
+                <w:rFonts w:eastAsia="Calibri"/>
+              </w:rPr>
+              <w:t>focuses</w:t>
+            </w:r>
+            <w:r>
+              <w:rPr>
+                <w:rFonts w:eastAsia="Calibri"/>
+              </w:rPr>
+              <w:t xml:space="preserve"> on model</w:t>
+            </w:r>
+            <w:r>
+              <w:rPr>
+                <w:rFonts w:eastAsia="Calibri"/>
+              </w:rPr>
+              <w:t>ing</w:t>
+            </w:r>
+            <w:r>
+              <w:rPr>
+                <w:rFonts w:eastAsia="Calibri"/>
+              </w:rPr>
+              <w:t xml:space="preserve"> the spatiotemporal dynamics of North American breeding bird populations. </w:t>
+            </w:r>
+            <w:r>
+              <w:rPr>
+                <w:rFonts w:eastAsia="Calibri"/>
+              </w:rPr>
+              <w:t>I have contributed to a range of projects involving birds, rodents, deer, and primates. My interest is in applying statistical models and machine learning methods to analyze and predict population dynamics, with the goal of supporting wildlife management and conservation.</w:t>
             </w:r>
           </w:p>
         </w:tc>
@@ -522,21 +552,7 @@
               <w:rPr>
                 <w:rFonts w:eastAsia="Calibri"/>
               </w:rPr>
-              <w:t xml:space="preserve">Supervisor: Dr. </w:t>
-            </w:r>
-            <w:proofErr w:type="spellStart"/>
-            <w:r>
-              <w:rPr>
-                <w:rFonts w:eastAsia="Calibri"/>
-              </w:rPr>
-              <w:t>Guiming</w:t>
-            </w:r>
-            <w:proofErr w:type="spellEnd"/>
-            <w:r>
-              <w:rPr>
-                <w:rFonts w:eastAsia="Calibri"/>
-              </w:rPr>
-              <w:t xml:space="preserve"> Wang</w:t>
+              <w:t>Supervisor: Dr. Guiming Wang</w:t>
             </w:r>
           </w:p>
           <w:p>
@@ -650,21 +666,7 @@
               <w:rPr>
                 <w:rFonts w:eastAsia="Calibri"/>
               </w:rPr>
-              <w:t xml:space="preserve">Supervisor: Dr. </w:t>
-            </w:r>
-            <w:proofErr w:type="spellStart"/>
-            <w:r>
-              <w:rPr>
-                <w:rFonts w:eastAsia="Calibri"/>
-              </w:rPr>
-              <w:t>Zihui</w:t>
-            </w:r>
-            <w:proofErr w:type="spellEnd"/>
-            <w:r>
-              <w:rPr>
-                <w:rFonts w:eastAsia="Calibri"/>
-              </w:rPr>
-              <w:t xml:space="preserve"> Zhang</w:t>
+              <w:t>Supervisor: Dr. Zihui Zhang</w:t>
             </w:r>
           </w:p>
           <w:p>
@@ -778,21 +780,7 @@
               <w:rPr>
                 <w:rFonts w:eastAsia="Calibri"/>
               </w:rPr>
-              <w:t xml:space="preserve">Supervisor: Dr. </w:t>
-            </w:r>
-            <w:proofErr w:type="spellStart"/>
-            <w:r>
-              <w:rPr>
-                <w:rFonts w:eastAsia="Calibri"/>
-              </w:rPr>
-              <w:t>Xinrong</w:t>
-            </w:r>
-            <w:proofErr w:type="spellEnd"/>
-            <w:r>
-              <w:rPr>
-                <w:rFonts w:eastAsia="Calibri"/>
-              </w:rPr>
-              <w:t xml:space="preserve"> Wan</w:t>
+              <w:t>Supervisor: Dr. Xinrong Wan</w:t>
             </w:r>
           </w:p>
           <w:p>
@@ -887,7 +875,6 @@
                 <w:rFonts w:ascii="Calibri" w:eastAsia="Calibri" w:hAnsi="Calibri"/>
               </w:rPr>
             </w:pPr>
-            <w:proofErr w:type="gramStart"/>
             <w:r>
               <w:rPr>
                 <w:rFonts w:eastAsia="Calibri"/>
@@ -904,17 +891,8 @@
               <w:rPr>
                 <w:rFonts w:eastAsia="Calibri"/>
               </w:rPr>
-              <w:t>(</w:t>
-            </w:r>
-            <w:proofErr w:type="spellStart"/>
-            <w:proofErr w:type="gramEnd"/>
-            <w:r>
-              <w:rPr>
-                <w:rFonts w:eastAsia="Calibri"/>
-              </w:rPr>
-              <w:t>Agr</w:t>
-            </w:r>
-            <w:proofErr w:type="spellEnd"/>
+              <w:t>(Agr</w:t>
+            </w:r>
             <w:r>
               <w:rPr>
                 <w:rFonts w:eastAsia="Calibri"/>
@@ -1528,21 +1506,7 @@
               <w:rPr>
                 <w:rFonts w:eastAsia="Calibri"/>
               </w:rPr>
-              <w:t xml:space="preserve">Bayesian analysis with PyMC3, </w:t>
-            </w:r>
-            <w:proofErr w:type="spellStart"/>
-            <w:r>
-              <w:rPr>
-                <w:rFonts w:eastAsia="Calibri"/>
-              </w:rPr>
-              <w:t>WinBUGS</w:t>
-            </w:r>
-            <w:proofErr w:type="spellEnd"/>
-            <w:r>
-              <w:rPr>
-                <w:rFonts w:eastAsia="Calibri"/>
-              </w:rPr>
-              <w:t>, JAGS, and Stan</w:t>
+              <w:t>Bayesian analysis with PyMC3, WinBUGS, JAGS, and Stan</w:t>
             </w:r>
           </w:p>
           <w:p>
@@ -1570,55 +1534,55 @@
                 <w:b/>
                 <w:bCs/>
               </w:rPr>
+              <w:t>TEACHING</w:t>
+            </w:r>
+          </w:p>
+          <w:p>
+            <w:pPr>
+              <w:widowControl w:val="0"/>
+              <w:spacing w:after="0" w:line="240" w:lineRule="auto"/>
+              <w:ind w:left="720"/>
+              <w:rPr>
+                <w:rFonts w:ascii="Calibri" w:eastAsia="Calibri" w:hAnsi="Calibri"/>
+              </w:rPr>
+            </w:pPr>
+            <w:r>
+              <w:rPr>
+                <w:rFonts w:eastAsia="Calibri"/>
+              </w:rPr>
+              <w:t>High school teaching certification (biology and physics) in China</w:t>
+            </w:r>
+          </w:p>
+          <w:p>
+            <w:pPr>
+              <w:widowControl w:val="0"/>
+              <w:spacing w:after="0" w:line="240" w:lineRule="auto"/>
+              <w:ind w:left="720"/>
+              <w:rPr>
+                <w:rFonts w:ascii="Calibri" w:eastAsia="Calibri" w:hAnsi="Calibri"/>
+              </w:rPr>
+            </w:pPr>
+            <w:r>
+              <w:rPr>
+                <w:rFonts w:eastAsia="Calibri"/>
+              </w:rPr>
+              <w:t>Ecology, Population Ecology, and Community Ecology</w:t>
+            </w:r>
+          </w:p>
+          <w:p>
+            <w:pPr>
+              <w:widowControl w:val="0"/>
+              <w:spacing w:after="0" w:line="240" w:lineRule="auto"/>
+              <w:ind w:left="720"/>
+              <w:rPr>
+                <w:rFonts w:ascii="Calibri" w:eastAsia="Calibri" w:hAnsi="Calibri"/>
+              </w:rPr>
+            </w:pPr>
+            <w:r>
+              <w:rPr>
+                <w:rFonts w:eastAsia="Calibri"/>
+              </w:rPr>
               <w:lastRenderedPageBreak/>
-              <w:t>TEACHING</w:t>
-            </w:r>
-          </w:p>
-          <w:p>
-            <w:pPr>
-              <w:widowControl w:val="0"/>
-              <w:spacing w:after="0" w:line="240" w:lineRule="auto"/>
-              <w:ind w:left="720"/>
-              <w:rPr>
-                <w:rFonts w:ascii="Calibri" w:eastAsia="Calibri" w:hAnsi="Calibri"/>
-              </w:rPr>
-            </w:pPr>
-            <w:r>
-              <w:rPr>
-                <w:rFonts w:eastAsia="Calibri"/>
-              </w:rPr>
-              <w:t>High school teaching certification (biology and physics) in China</w:t>
-            </w:r>
-          </w:p>
-          <w:p>
-            <w:pPr>
-              <w:widowControl w:val="0"/>
-              <w:spacing w:after="0" w:line="240" w:lineRule="auto"/>
-              <w:ind w:left="720"/>
-              <w:rPr>
-                <w:rFonts w:ascii="Calibri" w:eastAsia="Calibri" w:hAnsi="Calibri"/>
-              </w:rPr>
-            </w:pPr>
-            <w:r>
-              <w:rPr>
-                <w:rFonts w:eastAsia="Calibri"/>
-              </w:rPr>
-              <w:t>Ecology, Population Ecology, and Community Ecology</w:t>
-            </w:r>
-          </w:p>
-          <w:p>
-            <w:pPr>
-              <w:widowControl w:val="0"/>
-              <w:spacing w:after="0" w:line="240" w:lineRule="auto"/>
-              <w:ind w:left="720"/>
-              <w:rPr>
-                <w:rFonts w:ascii="Calibri" w:eastAsia="Calibri" w:hAnsi="Calibri"/>
-              </w:rPr>
-            </w:pPr>
-            <w:r>
-              <w:rPr>
-                <w:rFonts w:eastAsia="Calibri"/>
-              </w:rPr>
               <w:t>Ornithology and Mammalogy</w:t>
             </w:r>
           </w:p>
@@ -2122,21 +2086,7 @@
               <w:rPr>
                 <w:rFonts w:eastAsia="Calibri"/>
               </w:rPr>
-              <w:t xml:space="preserve">    (</w:t>
-            </w:r>
-            <w:proofErr w:type="gramStart"/>
-            <w:r>
-              <w:rPr>
-                <w:rFonts w:eastAsia="Calibri"/>
-              </w:rPr>
-              <w:t>1)The</w:t>
-            </w:r>
-            <w:proofErr w:type="gramEnd"/>
-            <w:r>
-              <w:rPr>
-                <w:rFonts w:eastAsia="Calibri"/>
-              </w:rPr>
-              <w:t xml:space="preserve"> IUCN red list of threatened species: How it’s being used.</w:t>
+              <w:t xml:space="preserve">    (1)The IUCN red list of threatened species: How it’s being used.</w:t>
             </w:r>
           </w:p>
           <w:p>
@@ -2152,21 +2102,7 @@
               <w:rPr>
                 <w:rFonts w:eastAsia="Calibri"/>
               </w:rPr>
-              <w:t xml:space="preserve">    (</w:t>
-            </w:r>
-            <w:proofErr w:type="gramStart"/>
-            <w:r>
-              <w:rPr>
-                <w:rFonts w:eastAsia="Calibri"/>
-              </w:rPr>
-              <w:t>2)Habitat</w:t>
-            </w:r>
-            <w:proofErr w:type="gramEnd"/>
-            <w:r>
-              <w:rPr>
-                <w:rFonts w:eastAsia="Calibri"/>
-              </w:rPr>
-              <w:t xml:space="preserve"> destruction: Death by a thousand cuts.</w:t>
+              <w:t xml:space="preserve">    (2)Habitat destruction: Death by a thousand cuts.</w:t>
             </w:r>
           </w:p>
           <w:p>
@@ -2182,21 +2118,7 @@
               <w:rPr>
                 <w:rFonts w:eastAsia="Calibri"/>
               </w:rPr>
-              <w:t xml:space="preserve">    (</w:t>
-            </w:r>
-            <w:proofErr w:type="gramStart"/>
-            <w:r>
-              <w:rPr>
-                <w:rFonts w:eastAsia="Calibri"/>
-              </w:rPr>
-              <w:t>3)Reintroduction</w:t>
-            </w:r>
-            <w:proofErr w:type="gramEnd"/>
-            <w:r>
-              <w:rPr>
-                <w:rFonts w:eastAsia="Calibri"/>
-              </w:rPr>
-              <w:t xml:space="preserve"> and rewilding as conservation strategies.</w:t>
+              <w:t xml:space="preserve">    (3)Reintroduction and rewilding as conservation strategies.</w:t>
             </w:r>
           </w:p>
           <w:p>
@@ -2212,21 +2134,7 @@
               <w:rPr>
                 <w:rFonts w:eastAsia="Calibri"/>
               </w:rPr>
-              <w:t xml:space="preserve">    (</w:t>
-            </w:r>
-            <w:proofErr w:type="gramStart"/>
-            <w:r>
-              <w:rPr>
-                <w:rFonts w:eastAsia="Calibri"/>
-              </w:rPr>
-              <w:t>4)Climate</w:t>
-            </w:r>
-            <w:proofErr w:type="gramEnd"/>
-            <w:r>
-              <w:rPr>
-                <w:rFonts w:eastAsia="Calibri"/>
-              </w:rPr>
-              <w:t xml:space="preserve"> change: Implications for biodiversity.</w:t>
+              <w:t xml:space="preserve">    (4)Climate change: Implications for biodiversity.</w:t>
             </w:r>
           </w:p>
           <w:p>
@@ -2692,34 +2600,14 @@
               </w:rPr>
               <w:t xml:space="preserve"> &amp; Wan, X. (2017). Influence of Group Size and Foraging Distance on Vigilance Frequency of Brandt′s Vole (</w:t>
             </w:r>
-            <w:proofErr w:type="spellStart"/>
             <w:r>
               <w:rPr>
                 <w:rFonts w:eastAsia="Calibri"/>
                 <w:i/>
                 <w:iCs/>
               </w:rPr>
-              <w:t>Lasiopodomys</w:t>
-            </w:r>
-            <w:proofErr w:type="spellEnd"/>
-            <w:r>
-              <w:rPr>
-                <w:rFonts w:eastAsia="Calibri"/>
-                <w:i/>
-                <w:iCs/>
-              </w:rPr>
-              <w:t xml:space="preserve"> </w:t>
-            </w:r>
-            <w:proofErr w:type="spellStart"/>
-            <w:r>
-              <w:rPr>
-                <w:rFonts w:eastAsia="Calibri"/>
-                <w:i/>
-                <w:iCs/>
-              </w:rPr>
-              <w:t>brandtii</w:t>
-            </w:r>
-            <w:proofErr w:type="spellEnd"/>
+              <w:t>Lasiopodomys brandtii</w:t>
+            </w:r>
             <w:r>
               <w:rPr>
                 <w:rFonts w:eastAsia="Calibri"/>
@@ -2760,14 +2648,7 @@
               <w:rPr>
                 <w:rFonts w:eastAsia="Calibri"/>
               </w:rPr>
-              <w:t xml:space="preserve"> &amp; Zhang, Z. (2016). Numerical Response of Hawks Density to the Rodents Density in Typical </w:t>
-            </w:r>
-            <w:r>
-              <w:rPr>
-                <w:rFonts w:eastAsia="Calibri"/>
-              </w:rPr>
-              <w:lastRenderedPageBreak/>
-              <w:t xml:space="preserve">Steppe. Chinese Journal of Zoology, 51(4): 529-535. </w:t>
+              <w:t xml:space="preserve"> &amp; Zhang, Z. (2016). Numerical Response of Hawks Density to the Rodents Density in Typical Steppe. Chinese Journal of Zoology, 51(4): 529-535. </w:t>
             </w:r>
           </w:p>
         </w:tc>
@@ -2863,6 +2744,7 @@
                 <w:sz w:val="28"/>
                 <w:szCs w:val="28"/>
               </w:rPr>
+              <w:lastRenderedPageBreak/>
               <w:t>REFEREES</w:t>
             </w:r>
           </w:p>
@@ -2897,25 +2779,7 @@
                 <w:b/>
                 <w:bCs/>
               </w:rPr>
-              <w:t xml:space="preserve">Dr. </w:t>
-            </w:r>
-            <w:proofErr w:type="spellStart"/>
-            <w:r>
-              <w:rPr>
-                <w:rFonts w:eastAsia="Calibri"/>
-                <w:b/>
-                <w:bCs/>
-              </w:rPr>
-              <w:t>Guiming</w:t>
-            </w:r>
-            <w:proofErr w:type="spellEnd"/>
-            <w:r>
-              <w:rPr>
-                <w:rFonts w:eastAsia="Calibri"/>
-                <w:b/>
-                <w:bCs/>
-              </w:rPr>
-              <w:t xml:space="preserve"> Wang</w:t>
+              <w:t>Dr. Guiming Wang</w:t>
             </w:r>
             <w:r>
               <w:rPr>
@@ -2994,25 +2858,7 @@
                 <w:b/>
                 <w:bCs/>
               </w:rPr>
-              <w:t xml:space="preserve">Dr. </w:t>
-            </w:r>
-            <w:proofErr w:type="spellStart"/>
-            <w:r>
-              <w:rPr>
-                <w:rFonts w:eastAsia="Calibri"/>
-                <w:b/>
-                <w:bCs/>
-              </w:rPr>
-              <w:t>Xinrong</w:t>
-            </w:r>
-            <w:proofErr w:type="spellEnd"/>
-            <w:r>
-              <w:rPr>
-                <w:rFonts w:eastAsia="Calibri"/>
-                <w:b/>
-                <w:bCs/>
-              </w:rPr>
-              <w:t xml:space="preserve"> Wan </w:t>
+              <w:t xml:space="preserve">Dr. Xinrong Wan </w:t>
             </w:r>
             <w:r>
               <w:rPr>
@@ -3091,25 +2937,7 @@
                 <w:b/>
                 <w:bCs/>
               </w:rPr>
-              <w:t xml:space="preserve">Dr. </w:t>
-            </w:r>
-            <w:proofErr w:type="spellStart"/>
-            <w:r>
-              <w:rPr>
-                <w:rFonts w:eastAsia="Calibri"/>
-                <w:b/>
-                <w:bCs/>
-              </w:rPr>
-              <w:t>Xueyan</w:t>
-            </w:r>
-            <w:proofErr w:type="spellEnd"/>
-            <w:r>
-              <w:rPr>
-                <w:rFonts w:eastAsia="Calibri"/>
-                <w:b/>
-                <w:bCs/>
-              </w:rPr>
-              <w:t xml:space="preserve"> Shan </w:t>
+              <w:t xml:space="preserve">Dr. Xueyan Shan </w:t>
             </w:r>
             <w:r>
               <w:rPr>
@@ -3370,13 +3198,19 @@
       <w:rPr>
         <w:color w:val="BFBFBF" w:themeColor="background1" w:themeShade="BF"/>
       </w:rPr>
-      <w:t>Dec</w:t>
+      <w:t>Jan</w:t>
     </w:r>
     <w:r>
       <w:rPr>
         <w:color w:val="BFBFBF" w:themeColor="background1" w:themeShade="BF"/>
       </w:rPr>
-      <w:t xml:space="preserve"> 2024</w:t>
+      <w:t xml:space="preserve"> 202</w:t>
+    </w:r>
+    <w:r>
+      <w:rPr>
+        <w:color w:val="BFBFBF" w:themeColor="background1" w:themeShade="BF"/>
+      </w:rPr>
+      <w:t>5</w:t>
     </w:r>
   </w:p>
 </w:hdr>

--- a/doc/CV_WSong.docx
+++ b/doc/CV_WSong.docx
@@ -1,6 +1,6 @@
 
 <file path=word/document.xml><?xml version="1.0" encoding="utf-8"?>
-<w:document xmlns:wpc="http://schemas.microsoft.com/office/word/2010/wordprocessingCanvas" xmlns:cx="http://schemas.microsoft.com/office/drawing/2014/chartex" xmlns:cx1="http://schemas.microsoft.com/office/drawing/2015/9/8/chartex" xmlns:cx2="http://schemas.microsoft.com/office/drawing/2015/10/21/chartex" xmlns:cx3="http://schemas.microsoft.com/office/drawing/2016/5/9/chartex" xmlns:cx4="http://schemas.microsoft.com/office/drawing/2016/5/10/chartex" xmlns:cx5="http://schemas.microsoft.com/office/drawing/2016/5/11/chartex" xmlns:cx6="http://schemas.microsoft.com/office/drawing/2016/5/12/chartex" xmlns:cx7="http://schemas.microsoft.com/office/drawing/2016/5/13/chartex" xmlns:cx8="http://schemas.microsoft.com/office/drawing/2016/5/14/chartex" xmlns:mc="http://schemas.openxmlformats.org/markup-compatibility/2006" xmlns:aink="http://schemas.microsoft.com/office/drawing/2016/ink" xmlns:am3d="http://schemas.microsoft.com/office/drawing/2017/model3d" xmlns:o="urn:schemas-microsoft-com:office:office" xmlns:oel="http://schemas.microsoft.com/office/2019/extlst" xmlns:r="http://schemas.openxmlformats.org/officeDocument/2006/relationships" xmlns:m="http://schemas.openxmlformats.org/officeDocument/2006/math" xmlns:v="urn:schemas-microsoft-com:vml" xmlns:wp14="http://schemas.microsoft.com/office/word/2010/wordprocessingDrawing" xmlns:wp="http://schemas.openxmlformats.org/drawingml/2006/wordprocessingDrawing" xmlns:w10="urn:schemas-microsoft-com:office:word" xmlns:w="http://schemas.openxmlformats.org/wordprocessingml/2006/main" xmlns:w14="http://schemas.microsoft.com/office/word/2010/wordml" xmlns:w15="http://schemas.microsoft.com/office/word/2012/wordml" xmlns:w16cex="http://schemas.microsoft.com/office/word/2018/wordml/cex" xmlns:w16cid="http://schemas.microsoft.com/office/word/2016/wordml/cid" xmlns:w16="http://schemas.microsoft.com/office/word/2018/wordml" xmlns:w16du="http://schemas.microsoft.com/office/word/2023/wordml/word16du" xmlns:w16sdtdh="http://schemas.microsoft.com/office/word/2020/wordml/sdtdatahash" xmlns:w16se="http://schemas.microsoft.com/office/word/2015/wordml/symex" xmlns:wpg="http://schemas.microsoft.com/office/word/2010/wordprocessingGroup" xmlns:wpi="http://schemas.microsoft.com/office/word/2010/wordprocessingInk" xmlns:wne="http://schemas.microsoft.com/office/word/2006/wordml" xmlns:wps="http://schemas.microsoft.com/office/word/2010/wordprocessingShape" mc:Ignorable="w14 w15 w16se w16cid w16 w16cex w16sdtdh w16du wp14">
+<w:document xmlns:wpc="http://schemas.microsoft.com/office/word/2010/wordprocessingCanvas" xmlns:cx="http://schemas.microsoft.com/office/drawing/2014/chartex" xmlns:cx1="http://schemas.microsoft.com/office/drawing/2015/9/8/chartex" xmlns:cx2="http://schemas.microsoft.com/office/drawing/2015/10/21/chartex" xmlns:cx3="http://schemas.microsoft.com/office/drawing/2016/5/9/chartex" xmlns:cx4="http://schemas.microsoft.com/office/drawing/2016/5/10/chartex" xmlns:cx5="http://schemas.microsoft.com/office/drawing/2016/5/11/chartex" xmlns:cx6="http://schemas.microsoft.com/office/drawing/2016/5/12/chartex" xmlns:cx7="http://schemas.microsoft.com/office/drawing/2016/5/13/chartex" xmlns:cx8="http://schemas.microsoft.com/office/drawing/2016/5/14/chartex" xmlns:mc="http://schemas.openxmlformats.org/markup-compatibility/2006" xmlns:aink="http://schemas.microsoft.com/office/drawing/2016/ink" xmlns:am3d="http://schemas.microsoft.com/office/drawing/2017/model3d" xmlns:o="urn:schemas-microsoft-com:office:office" xmlns:oel="http://schemas.microsoft.com/office/2019/extlst" xmlns:r="http://schemas.openxmlformats.org/officeDocument/2006/relationships" xmlns:m="http://schemas.openxmlformats.org/officeDocument/2006/math" xmlns:v="urn:schemas-microsoft-com:vml" xmlns:wp14="http://schemas.microsoft.com/office/word/2010/wordprocessingDrawing" xmlns:wp="http://schemas.openxmlformats.org/drawingml/2006/wordprocessingDrawing" xmlns:w10="urn:schemas-microsoft-com:office:word" xmlns:w="http://schemas.openxmlformats.org/wordprocessingml/2006/main" xmlns:w14="http://schemas.microsoft.com/office/word/2010/wordml" xmlns:w15="http://schemas.microsoft.com/office/word/2012/wordml" xmlns:w16cex="http://schemas.microsoft.com/office/word/2018/wordml/cex" xmlns:w16cid="http://schemas.microsoft.com/office/word/2016/wordml/cid" xmlns:w16="http://schemas.microsoft.com/office/word/2018/wordml" xmlns:w16sdtdh="http://schemas.microsoft.com/office/word/2020/wordml/sdtdatahash" xmlns:w16se="http://schemas.microsoft.com/office/word/2015/wordml/symex" xmlns:wpg="http://schemas.microsoft.com/office/word/2010/wordprocessingGroup" xmlns:wpi="http://schemas.microsoft.com/office/word/2010/wordprocessingInk" xmlns:wne="http://schemas.microsoft.com/office/word/2006/wordml" xmlns:wps="http://schemas.microsoft.com/office/word/2010/wordprocessingShape" mc:Ignorable="w14 w15 w16se w16cid w16 w16cex w16sdtdh wp14">
   <w:body>
     <w:tbl>
       <w:tblPr>
@@ -552,7 +552,21 @@
               <w:rPr>
                 <w:rFonts w:eastAsia="Calibri"/>
               </w:rPr>
-              <w:t>Supervisor: Dr. Guiming Wang</w:t>
+              <w:t xml:space="preserve">Supervisor: Dr. </w:t>
+            </w:r>
+            <w:proofErr w:type="spellStart"/>
+            <w:r>
+              <w:rPr>
+                <w:rFonts w:eastAsia="Calibri"/>
+              </w:rPr>
+              <w:t>Guiming</w:t>
+            </w:r>
+            <w:proofErr w:type="spellEnd"/>
+            <w:r>
+              <w:rPr>
+                <w:rFonts w:eastAsia="Calibri"/>
+              </w:rPr>
+              <w:t xml:space="preserve"> Wang</w:t>
             </w:r>
           </w:p>
           <w:p>
@@ -666,7 +680,21 @@
               <w:rPr>
                 <w:rFonts w:eastAsia="Calibri"/>
               </w:rPr>
-              <w:t>Supervisor: Dr. Zihui Zhang</w:t>
+              <w:t xml:space="preserve">Supervisor: Dr. </w:t>
+            </w:r>
+            <w:proofErr w:type="spellStart"/>
+            <w:r>
+              <w:rPr>
+                <w:rFonts w:eastAsia="Calibri"/>
+              </w:rPr>
+              <w:t>Zihui</w:t>
+            </w:r>
+            <w:proofErr w:type="spellEnd"/>
+            <w:r>
+              <w:rPr>
+                <w:rFonts w:eastAsia="Calibri"/>
+              </w:rPr>
+              <w:t xml:space="preserve"> Zhang</w:t>
             </w:r>
           </w:p>
           <w:p>
@@ -780,7 +808,21 @@
               <w:rPr>
                 <w:rFonts w:eastAsia="Calibri"/>
               </w:rPr>
-              <w:t>Supervisor: Dr. Xinrong Wan</w:t>
+              <w:t xml:space="preserve">Supervisor: Dr. </w:t>
+            </w:r>
+            <w:proofErr w:type="spellStart"/>
+            <w:r>
+              <w:rPr>
+                <w:rFonts w:eastAsia="Calibri"/>
+              </w:rPr>
+              <w:t>Xinrong</w:t>
+            </w:r>
+            <w:proofErr w:type="spellEnd"/>
+            <w:r>
+              <w:rPr>
+                <w:rFonts w:eastAsia="Calibri"/>
+              </w:rPr>
+              <w:t xml:space="preserve"> Wan</w:t>
             </w:r>
           </w:p>
           <w:p>
@@ -875,6 +917,7 @@
                 <w:rFonts w:ascii="Calibri" w:eastAsia="Calibri" w:hAnsi="Calibri"/>
               </w:rPr>
             </w:pPr>
+            <w:proofErr w:type="gramStart"/>
             <w:r>
               <w:rPr>
                 <w:rFonts w:eastAsia="Calibri"/>
@@ -891,8 +934,17 @@
               <w:rPr>
                 <w:rFonts w:eastAsia="Calibri"/>
               </w:rPr>
-              <w:t>(Agr</w:t>
-            </w:r>
+              <w:t>(</w:t>
+            </w:r>
+            <w:proofErr w:type="spellStart"/>
+            <w:proofErr w:type="gramEnd"/>
+            <w:r>
+              <w:rPr>
+                <w:rFonts w:eastAsia="Calibri"/>
+              </w:rPr>
+              <w:t>Agr</w:t>
+            </w:r>
+            <w:proofErr w:type="spellEnd"/>
             <w:r>
               <w:rPr>
                 <w:rFonts w:eastAsia="Calibri"/>
@@ -1506,7 +1558,21 @@
               <w:rPr>
                 <w:rFonts w:eastAsia="Calibri"/>
               </w:rPr>
-              <w:t>Bayesian analysis with PyMC3, WinBUGS, JAGS, and Stan</w:t>
+              <w:t xml:space="preserve">Bayesian analysis with PyMC3, </w:t>
+            </w:r>
+            <w:proofErr w:type="spellStart"/>
+            <w:r>
+              <w:rPr>
+                <w:rFonts w:eastAsia="Calibri"/>
+              </w:rPr>
+              <w:t>WinBUGS</w:t>
+            </w:r>
+            <w:proofErr w:type="spellEnd"/>
+            <w:r>
+              <w:rPr>
+                <w:rFonts w:eastAsia="Calibri"/>
+              </w:rPr>
+              <w:t>, JAGS, and Stan</w:t>
             </w:r>
           </w:p>
           <w:p>
@@ -1515,7 +1581,7 @@
               <w:spacing w:after="0" w:line="240" w:lineRule="auto"/>
               <w:ind w:left="720"/>
               <w:rPr>
-                <w:rFonts w:ascii="Calibri" w:eastAsia="Calibri" w:hAnsi="Calibri"/>
+                <w:rFonts w:eastAsia="Calibri"/>
               </w:rPr>
             </w:pPr>
           </w:p>
@@ -1592,7 +1658,7 @@
               <w:spacing w:after="0" w:line="240" w:lineRule="auto"/>
               <w:ind w:left="720"/>
               <w:rPr>
-                <w:rFonts w:ascii="Calibri" w:eastAsia="Calibri" w:hAnsi="Calibri"/>
+                <w:rFonts w:eastAsia="Calibri"/>
               </w:rPr>
             </w:pPr>
             <w:r>
@@ -1601,6 +1667,16 @@
               </w:rPr>
               <w:t>Ecological Modeling</w:t>
             </w:r>
+          </w:p>
+          <w:p>
+            <w:pPr>
+              <w:widowControl w:val="0"/>
+              <w:spacing w:after="0" w:line="240" w:lineRule="auto"/>
+              <w:ind w:left="720"/>
+              <w:rPr>
+                <w:rFonts w:ascii="Calibri" w:eastAsia="Calibri" w:hAnsi="Calibri"/>
+              </w:rPr>
+            </w:pPr>
           </w:p>
           <w:p>
             <w:pPr>
@@ -1690,7 +1766,7 @@
               <w:spacing w:after="0" w:line="240" w:lineRule="auto"/>
               <w:ind w:left="720"/>
               <w:rPr>
-                <w:rFonts w:ascii="Calibri" w:eastAsia="Calibri" w:hAnsi="Calibri"/>
+                <w:rFonts w:eastAsia="Calibri"/>
               </w:rPr>
             </w:pPr>
             <w:r>
@@ -1699,6 +1775,16 @@
               </w:rPr>
               <w:t>Polymerase Chain Reaction and Electrophoresis</w:t>
             </w:r>
+          </w:p>
+          <w:p>
+            <w:pPr>
+              <w:widowControl w:val="0"/>
+              <w:spacing w:after="0" w:line="240" w:lineRule="auto"/>
+              <w:ind w:left="720"/>
+              <w:rPr>
+                <w:rFonts w:ascii="Calibri" w:eastAsia="Calibri" w:hAnsi="Calibri"/>
+              </w:rPr>
+            </w:pPr>
           </w:p>
           <w:p>
             <w:pPr>
@@ -2086,7 +2172,21 @@
               <w:rPr>
                 <w:rFonts w:eastAsia="Calibri"/>
               </w:rPr>
-              <w:t xml:space="preserve">    (1)The IUCN red list of threatened species: How it’s being used.</w:t>
+              <w:t xml:space="preserve">    (</w:t>
+            </w:r>
+            <w:proofErr w:type="gramStart"/>
+            <w:r>
+              <w:rPr>
+                <w:rFonts w:eastAsia="Calibri"/>
+              </w:rPr>
+              <w:t>1)The</w:t>
+            </w:r>
+            <w:proofErr w:type="gramEnd"/>
+            <w:r>
+              <w:rPr>
+                <w:rFonts w:eastAsia="Calibri"/>
+              </w:rPr>
+              <w:t xml:space="preserve"> IUCN red list of threatened species: How it’s being used.</w:t>
             </w:r>
           </w:p>
           <w:p>
@@ -2102,7 +2202,21 @@
               <w:rPr>
                 <w:rFonts w:eastAsia="Calibri"/>
               </w:rPr>
-              <w:t xml:space="preserve">    (2)Habitat destruction: Death by a thousand cuts.</w:t>
+              <w:t xml:space="preserve">    (</w:t>
+            </w:r>
+            <w:proofErr w:type="gramStart"/>
+            <w:r>
+              <w:rPr>
+                <w:rFonts w:eastAsia="Calibri"/>
+              </w:rPr>
+              <w:t>2)Habitat</w:t>
+            </w:r>
+            <w:proofErr w:type="gramEnd"/>
+            <w:r>
+              <w:rPr>
+                <w:rFonts w:eastAsia="Calibri"/>
+              </w:rPr>
+              <w:t xml:space="preserve"> destruction: Death by a thousand cuts.</w:t>
             </w:r>
           </w:p>
           <w:p>
@@ -2118,7 +2232,21 @@
               <w:rPr>
                 <w:rFonts w:eastAsia="Calibri"/>
               </w:rPr>
-              <w:t xml:space="preserve">    (3)Reintroduction and rewilding as conservation strategies.</w:t>
+              <w:t xml:space="preserve">    (</w:t>
+            </w:r>
+            <w:proofErr w:type="gramStart"/>
+            <w:r>
+              <w:rPr>
+                <w:rFonts w:eastAsia="Calibri"/>
+              </w:rPr>
+              <w:t>3)Reintroduction</w:t>
+            </w:r>
+            <w:proofErr w:type="gramEnd"/>
+            <w:r>
+              <w:rPr>
+                <w:rFonts w:eastAsia="Calibri"/>
+              </w:rPr>
+              <w:t xml:space="preserve"> and rewilding as conservation strategies.</w:t>
             </w:r>
           </w:p>
           <w:p>
@@ -2134,7 +2262,21 @@
               <w:rPr>
                 <w:rFonts w:eastAsia="Calibri"/>
               </w:rPr>
-              <w:t xml:space="preserve">    (4)Climate change: Implications for biodiversity.</w:t>
+              <w:t xml:space="preserve">    (</w:t>
+            </w:r>
+            <w:proofErr w:type="gramStart"/>
+            <w:r>
+              <w:rPr>
+                <w:rFonts w:eastAsia="Calibri"/>
+              </w:rPr>
+              <w:t>4)Climate</w:t>
+            </w:r>
+            <w:proofErr w:type="gramEnd"/>
+            <w:r>
+              <w:rPr>
+                <w:rFonts w:eastAsia="Calibri"/>
+              </w:rPr>
+              <w:t xml:space="preserve"> change: Implications for biodiversity.</w:t>
             </w:r>
           </w:p>
           <w:p>
@@ -2473,7 +2615,7 @@
               <w:spacing w:after="0" w:line="240" w:lineRule="auto"/>
               <w:ind w:left="720" w:hanging="720"/>
               <w:rPr>
-                <w:rFonts w:ascii="Calibri" w:eastAsia="Calibri" w:hAnsi="Calibri"/>
+                <w:rFonts w:eastAsia="Calibri"/>
               </w:rPr>
             </w:pPr>
             <w:r>
@@ -2488,8 +2630,16 @@
               <w:rPr>
                 <w:rFonts w:eastAsia="Calibri"/>
               </w:rPr>
-              <w:t>, Kouba</w:t>
-            </w:r>
+              <w:t xml:space="preserve">, </w:t>
+            </w:r>
+            <w:proofErr w:type="spellStart"/>
+            <w:r>
+              <w:rPr>
+                <w:rFonts w:eastAsia="Calibri"/>
+              </w:rPr>
+              <w:t>Kouba</w:t>
+            </w:r>
+            <w:proofErr w:type="spellEnd"/>
             <w:r>
               <w:rPr>
                 <w:rFonts w:eastAsia="Calibri"/>
@@ -2538,17 +2688,199 @@
             </w:pPr>
             <w:r>
               <w:rPr>
-                <w:rFonts w:eastAsia="Calibri"/>
-              </w:rPr>
-              <w:t xml:space="preserve">Yang, H., Li, S., Hou, R., </w:t>
-            </w:r>
-            <w:r>
-              <w:rPr>
-                <w:rFonts w:eastAsia="Calibri"/>
+                <w:rFonts w:ascii="Calibri" w:eastAsia="Calibri" w:hAnsi="Calibri"/>
+              </w:rPr>
+              <w:t xml:space="preserve">Shan, </w:t>
+            </w:r>
+            <w:r>
+              <w:rPr>
+                <w:rFonts w:ascii="Calibri" w:eastAsia="Calibri" w:hAnsi="Calibri"/>
+              </w:rPr>
+              <w:t>X</w:t>
+            </w:r>
+            <w:r>
+              <w:rPr>
+                <w:rFonts w:ascii="Calibri" w:eastAsia="Calibri" w:hAnsi="Calibri"/>
+              </w:rPr>
+              <w:t>.</w:t>
+            </w:r>
+            <w:r>
+              <w:rPr>
+                <w:rFonts w:ascii="Calibri" w:eastAsia="Calibri" w:hAnsi="Calibri"/>
+              </w:rPr>
+              <w:t xml:space="preserve">, </w:t>
+            </w:r>
+            <w:r>
+              <w:rPr>
+                <w:rFonts w:ascii="Calibri" w:eastAsia="Calibri" w:hAnsi="Calibri"/>
                 <w:b/>
                 <w:bCs/>
               </w:rPr>
-              <w:t>Song, W</w:t>
+              <w:t>Song, W.</w:t>
+            </w:r>
+            <w:r>
+              <w:rPr>
+                <w:rFonts w:ascii="Calibri" w:eastAsia="Calibri" w:hAnsi="Calibri"/>
+              </w:rPr>
+              <w:t>, Strickland</w:t>
+            </w:r>
+            <w:r>
+              <w:rPr>
+                <w:rFonts w:ascii="Calibri" w:eastAsia="Calibri" w:hAnsi="Calibri"/>
+              </w:rPr>
+              <w:t xml:space="preserve">, </w:t>
+            </w:r>
+            <w:r>
+              <w:rPr>
+                <w:rFonts w:ascii="Calibri" w:eastAsia="Calibri" w:hAnsi="Calibri"/>
+              </w:rPr>
+              <w:t>B</w:t>
+            </w:r>
+            <w:r>
+              <w:rPr>
+                <w:rFonts w:ascii="Calibri" w:eastAsia="Calibri" w:hAnsi="Calibri"/>
+              </w:rPr>
+              <w:t xml:space="preserve">., </w:t>
+            </w:r>
+            <w:proofErr w:type="spellStart"/>
+            <w:r>
+              <w:rPr>
+                <w:rFonts w:ascii="Calibri" w:eastAsia="Calibri" w:hAnsi="Calibri"/>
+              </w:rPr>
+              <w:t>Demarais</w:t>
+            </w:r>
+            <w:proofErr w:type="spellEnd"/>
+            <w:r>
+              <w:rPr>
+                <w:rFonts w:ascii="Calibri" w:eastAsia="Calibri" w:hAnsi="Calibri"/>
+              </w:rPr>
+              <w:t xml:space="preserve">, </w:t>
+            </w:r>
+            <w:r>
+              <w:rPr>
+                <w:rFonts w:ascii="Calibri" w:eastAsia="Calibri" w:hAnsi="Calibri"/>
+              </w:rPr>
+              <w:t>S</w:t>
+            </w:r>
+            <w:r>
+              <w:rPr>
+                <w:rFonts w:ascii="Calibri" w:eastAsia="Calibri" w:hAnsi="Calibri"/>
+              </w:rPr>
+              <w:t>.,</w:t>
+            </w:r>
+            <w:r>
+              <w:rPr>
+                <w:rFonts w:ascii="Calibri" w:eastAsia="Calibri" w:hAnsi="Calibri"/>
+              </w:rPr>
+              <w:t xml:space="preserve"> </w:t>
+            </w:r>
+            <w:proofErr w:type="spellStart"/>
+            <w:r>
+              <w:rPr>
+                <w:rFonts w:ascii="Calibri" w:eastAsia="Calibri" w:hAnsi="Calibri"/>
+              </w:rPr>
+              <w:t>Beightol</w:t>
+            </w:r>
+            <w:proofErr w:type="spellEnd"/>
+            <w:r>
+              <w:rPr>
+                <w:rFonts w:ascii="Calibri" w:eastAsia="Calibri" w:hAnsi="Calibri"/>
+              </w:rPr>
+              <w:t xml:space="preserve">, </w:t>
+            </w:r>
+            <w:r>
+              <w:rPr>
+                <w:rFonts w:ascii="Calibri" w:eastAsia="Calibri" w:hAnsi="Calibri"/>
+              </w:rPr>
+              <w:t>C</w:t>
+            </w:r>
+            <w:r>
+              <w:rPr>
+                <w:rFonts w:ascii="Calibri" w:eastAsia="Calibri" w:hAnsi="Calibri"/>
+              </w:rPr>
+              <w:t>.</w:t>
+            </w:r>
+            <w:r>
+              <w:rPr>
+                <w:rFonts w:ascii="Calibri" w:eastAsia="Calibri" w:hAnsi="Calibri"/>
+              </w:rPr>
+              <w:t>V., Nelson</w:t>
+            </w:r>
+            <w:r>
+              <w:rPr>
+                <w:rFonts w:ascii="Calibri" w:eastAsia="Calibri" w:hAnsi="Calibri"/>
+              </w:rPr>
+              <w:t xml:space="preserve">, </w:t>
+            </w:r>
+            <w:r>
+              <w:rPr>
+                <w:rFonts w:ascii="Calibri" w:eastAsia="Calibri" w:hAnsi="Calibri"/>
+              </w:rPr>
+              <w:t>L</w:t>
+            </w:r>
+            <w:r>
+              <w:rPr>
+                <w:rFonts w:ascii="Calibri" w:eastAsia="Calibri" w:hAnsi="Calibri"/>
+              </w:rPr>
+              <w:t>.</w:t>
+            </w:r>
+            <w:r>
+              <w:rPr>
+                <w:rFonts w:ascii="Calibri" w:eastAsia="Calibri" w:hAnsi="Calibri"/>
+              </w:rPr>
+              <w:t>, Wang</w:t>
+            </w:r>
+            <w:r>
+              <w:rPr>
+                <w:rFonts w:ascii="Calibri" w:eastAsia="Calibri" w:hAnsi="Calibri"/>
+              </w:rPr>
+              <w:t xml:space="preserve">, </w:t>
+            </w:r>
+            <w:r>
+              <w:rPr>
+                <w:rFonts w:ascii="Calibri" w:eastAsia="Calibri" w:hAnsi="Calibri"/>
+              </w:rPr>
+              <w:t>G</w:t>
+            </w:r>
+            <w:r>
+              <w:rPr>
+                <w:rFonts w:ascii="Calibri" w:eastAsia="Calibri" w:hAnsi="Calibri"/>
+              </w:rPr>
+              <w:t xml:space="preserve">. </w:t>
+            </w:r>
+            <w:r>
+              <w:rPr>
+                <w:rFonts w:ascii="Calibri" w:eastAsia="Calibri" w:hAnsi="Calibri"/>
+              </w:rPr>
+              <w:t>Population genetic clustering and fine-scale spatial genetic structure of white-tailed deer in Vicksburg National Military Park</w:t>
+            </w:r>
+            <w:r>
+              <w:rPr>
+                <w:rFonts w:ascii="Calibri" w:eastAsia="Calibri" w:hAnsi="Calibri"/>
+              </w:rPr>
+              <w:t>. (</w:t>
+            </w:r>
+            <w:r>
+              <w:rPr>
+                <w:rFonts w:eastAsia="Calibri"/>
+              </w:rPr>
+              <w:t>In prep)</w:t>
+            </w:r>
+          </w:p>
+          <w:p>
+            <w:pPr>
+              <w:widowControl w:val="0"/>
+              <w:spacing w:after="0" w:line="240" w:lineRule="auto"/>
+              <w:ind w:left="720" w:hanging="720"/>
+              <w:rPr>
+                <w:rFonts w:ascii="Calibri" w:eastAsia="Calibri" w:hAnsi="Calibri"/>
+              </w:rPr>
+            </w:pPr>
+            <w:r>
+              <w:rPr>
+                <w:rFonts w:eastAsia="Calibri"/>
+              </w:rPr>
+              <w:t xml:space="preserve">Yang, H., Li, S., Hou, R., </w:t>
             </w:r>
             <w:r>
               <w:rPr>
@@ -2556,30 +2888,38 @@
                 <w:b/>
                 <w:bCs/>
               </w:rPr>
-              <w:t>.</w:t>
-            </w:r>
-            <w:r>
-              <w:rPr>
-                <w:rFonts w:eastAsia="Calibri"/>
-              </w:rPr>
-              <w:t>, Fu, Y., Li, Y., ... &amp; Li, B. (2023). Three-dimensional assessment of movement patterns of Sichuan snub-nosed monkeys affected by habitat structure in temperate forests. Zoological Research, 44(2), 361.</w:t>
-            </w:r>
-          </w:p>
-          <w:p>
-            <w:pPr>
-              <w:widowControl w:val="0"/>
-              <w:spacing w:after="0" w:line="240" w:lineRule="auto"/>
-              <w:ind w:left="720" w:hanging="720"/>
-              <w:rPr>
-                <w:rFonts w:ascii="Calibri" w:eastAsia="Calibri" w:hAnsi="Calibri"/>
-              </w:rPr>
-            </w:pPr>
+              <w:t>Song, W</w:t>
+            </w:r>
             <w:r>
               <w:rPr>
                 <w:rFonts w:eastAsia="Calibri"/>
                 <w:b/>
                 <w:bCs/>
               </w:rPr>
+              <w:t>.</w:t>
+            </w:r>
+            <w:r>
+              <w:rPr>
+                <w:rFonts w:eastAsia="Calibri"/>
+              </w:rPr>
+              <w:t>, Fu, Y., Li, Y., ... &amp; Li, B. (2023). Three-dimensional assessment of movement patterns of Sichuan snub-nosed monkeys affected by habitat structure in temperate forests. Zoological Research, 44(2), 361.</w:t>
+            </w:r>
+          </w:p>
+          <w:p>
+            <w:pPr>
+              <w:widowControl w:val="0"/>
+              <w:spacing w:after="0" w:line="240" w:lineRule="auto"/>
+              <w:ind w:left="720" w:hanging="720"/>
+              <w:rPr>
+                <w:rFonts w:ascii="Calibri" w:eastAsia="Calibri" w:hAnsi="Calibri"/>
+              </w:rPr>
+            </w:pPr>
+            <w:r>
+              <w:rPr>
+                <w:rFonts w:eastAsia="Calibri"/>
+                <w:b/>
+                <w:bCs/>
+              </w:rPr>
               <w:t>Song, W.</w:t>
             </w:r>
             <w:r>
@@ -2600,14 +2940,34 @@
               </w:rPr>
               <w:t xml:space="preserve"> &amp; Wan, X. (2017). Influence of Group Size and Foraging Distance on Vigilance Frequency of Brandt′s Vole (</w:t>
             </w:r>
+            <w:proofErr w:type="spellStart"/>
             <w:r>
               <w:rPr>
                 <w:rFonts w:eastAsia="Calibri"/>
                 <w:i/>
                 <w:iCs/>
               </w:rPr>
-              <w:t>Lasiopodomys brandtii</w:t>
-            </w:r>
+              <w:t>Lasiopodomys</w:t>
+            </w:r>
+            <w:proofErr w:type="spellEnd"/>
+            <w:r>
+              <w:rPr>
+                <w:rFonts w:eastAsia="Calibri"/>
+                <w:i/>
+                <w:iCs/>
+              </w:rPr>
+              <w:t xml:space="preserve"> </w:t>
+            </w:r>
+            <w:proofErr w:type="spellStart"/>
+            <w:r>
+              <w:rPr>
+                <w:rFonts w:eastAsia="Calibri"/>
+                <w:i/>
+                <w:iCs/>
+              </w:rPr>
+              <w:t>brandtii</w:t>
+            </w:r>
+            <w:proofErr w:type="spellEnd"/>
             <w:r>
               <w:rPr>
                 <w:rFonts w:eastAsia="Calibri"/>
@@ -2630,6 +2990,7 @@
                 <w:b/>
                 <w:bCs/>
               </w:rPr>
+              <w:lastRenderedPageBreak/>
               <w:t>Song, W.</w:t>
             </w:r>
             <w:r>
@@ -2744,7 +3105,6 @@
                 <w:sz w:val="28"/>
                 <w:szCs w:val="28"/>
               </w:rPr>
-              <w:lastRenderedPageBreak/>
               <w:t>REFEREES</w:t>
             </w:r>
           </w:p>
@@ -2779,13 +3139,43 @@
                 <w:b/>
                 <w:bCs/>
               </w:rPr>
-              <w:t>Dr. Guiming Wang</w:t>
-            </w:r>
-            <w:r>
-              <w:rPr>
-                <w:rFonts w:eastAsia="Calibri"/>
-              </w:rPr>
-              <w:t xml:space="preserve"> (PhD supervisor)</w:t>
+              <w:t xml:space="preserve">Dr. </w:t>
+            </w:r>
+            <w:proofErr w:type="spellStart"/>
+            <w:r>
+              <w:rPr>
+                <w:rFonts w:eastAsia="Calibri"/>
+                <w:b/>
+                <w:bCs/>
+              </w:rPr>
+              <w:t>Guiming</w:t>
+            </w:r>
+            <w:proofErr w:type="spellEnd"/>
+            <w:r>
+              <w:rPr>
+                <w:rFonts w:eastAsia="Calibri"/>
+                <w:b/>
+                <w:bCs/>
+              </w:rPr>
+              <w:t xml:space="preserve"> Wang</w:t>
+            </w:r>
+            <w:r>
+              <w:rPr>
+                <w:rFonts w:eastAsia="Calibri"/>
+              </w:rPr>
+              <w:t xml:space="preserve"> (PhD </w:t>
+            </w:r>
+            <w:r>
+              <w:rPr>
+                <w:rFonts w:eastAsia="Calibri"/>
+              </w:rPr>
+              <w:t>advisor</w:t>
+            </w:r>
+            <w:r>
+              <w:rPr>
+                <w:rFonts w:eastAsia="Calibri"/>
+              </w:rPr>
+              <w:t>)</w:t>
             </w:r>
           </w:p>
           <w:p>
@@ -2858,13 +3248,55 @@
                 <w:b/>
                 <w:bCs/>
               </w:rPr>
-              <w:t xml:space="preserve">Dr. Xinrong Wan </w:t>
-            </w:r>
-            <w:r>
-              <w:rPr>
-                <w:rFonts w:eastAsia="Calibri"/>
-              </w:rPr>
-              <w:t>(Master supervisor)</w:t>
+              <w:t xml:space="preserve">Dr. </w:t>
+            </w:r>
+            <w:proofErr w:type="spellStart"/>
+            <w:r>
+              <w:rPr>
+                <w:rFonts w:eastAsia="Calibri"/>
+                <w:b/>
+                <w:bCs/>
+              </w:rPr>
+              <w:t>Xinrong</w:t>
+            </w:r>
+            <w:proofErr w:type="spellEnd"/>
+            <w:r>
+              <w:rPr>
+                <w:rFonts w:eastAsia="Calibri"/>
+                <w:b/>
+                <w:bCs/>
+              </w:rPr>
+              <w:t xml:space="preserve"> Wan </w:t>
+            </w:r>
+            <w:r>
+              <w:rPr>
+                <w:rFonts w:eastAsia="Calibri"/>
+              </w:rPr>
+              <w:t>(Master</w:t>
+            </w:r>
+            <w:r>
+              <w:rPr>
+                <w:rFonts w:eastAsia="Calibri"/>
+              </w:rPr>
+              <w:t>’s</w:t>
+            </w:r>
+            <w:r>
+              <w:rPr>
+                <w:rFonts w:eastAsia="Calibri"/>
+              </w:rPr>
+              <w:t xml:space="preserve"> </w:t>
+            </w:r>
+            <w:r>
+              <w:rPr>
+                <w:rFonts w:eastAsia="Calibri"/>
+              </w:rPr>
+              <w:t>advisor</w:t>
+            </w:r>
+            <w:r>
+              <w:rPr>
+                <w:rFonts w:eastAsia="Calibri"/>
+              </w:rPr>
+              <w:t>)</w:t>
             </w:r>
           </w:p>
           <w:p>
@@ -2937,7 +3369,25 @@
                 <w:b/>
                 <w:bCs/>
               </w:rPr>
-              <w:t xml:space="preserve">Dr. Xueyan Shan </w:t>
+              <w:t xml:space="preserve">Dr. </w:t>
+            </w:r>
+            <w:proofErr w:type="spellStart"/>
+            <w:r>
+              <w:rPr>
+                <w:rFonts w:eastAsia="Calibri"/>
+                <w:b/>
+                <w:bCs/>
+              </w:rPr>
+              <w:t>Xueyan</w:t>
+            </w:r>
+            <w:proofErr w:type="spellEnd"/>
+            <w:r>
+              <w:rPr>
+                <w:rFonts w:eastAsia="Calibri"/>
+                <w:b/>
+                <w:bCs/>
+              </w:rPr>
+              <w:t xml:space="preserve"> Shan </w:t>
             </w:r>
             <w:r>
               <w:rPr>
@@ -3118,7 +3568,7 @@
 </file>
 
 <file path=word/endnotes.xml><?xml version="1.0" encoding="utf-8"?>
-<w:endnotes xmlns:wpc="http://schemas.microsoft.com/office/word/2010/wordprocessingCanvas" xmlns:cx="http://schemas.microsoft.com/office/drawing/2014/chartex" xmlns:cx1="http://schemas.microsoft.com/office/drawing/2015/9/8/chartex" xmlns:cx2="http://schemas.microsoft.com/office/drawing/2015/10/21/chartex" xmlns:cx3="http://schemas.microsoft.com/office/drawing/2016/5/9/chartex" xmlns:cx4="http://schemas.microsoft.com/office/drawing/2016/5/10/chartex" xmlns:cx5="http://schemas.microsoft.com/office/drawing/2016/5/11/chartex" xmlns:cx6="http://schemas.microsoft.com/office/drawing/2016/5/12/chartex" xmlns:cx7="http://schemas.microsoft.com/office/drawing/2016/5/13/chartex" xmlns:cx8="http://schemas.microsoft.com/office/drawing/2016/5/14/chartex" xmlns:mc="http://schemas.openxmlformats.org/markup-compatibility/2006" xmlns:aink="http://schemas.microsoft.com/office/drawing/2016/ink" xmlns:am3d="http://schemas.microsoft.com/office/drawing/2017/model3d" xmlns:o="urn:schemas-microsoft-com:office:office" xmlns:oel="http://schemas.microsoft.com/office/2019/extlst" xmlns:r="http://schemas.openxmlformats.org/officeDocument/2006/relationships" xmlns:m="http://schemas.openxmlformats.org/officeDocument/2006/math" xmlns:v="urn:schemas-microsoft-com:vml" xmlns:wp14="http://schemas.microsoft.com/office/word/2010/wordprocessingDrawing" xmlns:wp="http://schemas.openxmlformats.org/drawingml/2006/wordprocessingDrawing" xmlns:w10="urn:schemas-microsoft-com:office:word" xmlns:w="http://schemas.openxmlformats.org/wordprocessingml/2006/main" xmlns:w14="http://schemas.microsoft.com/office/word/2010/wordml" xmlns:w15="http://schemas.microsoft.com/office/word/2012/wordml" xmlns:w16cex="http://schemas.microsoft.com/office/word/2018/wordml/cex" xmlns:w16cid="http://schemas.microsoft.com/office/word/2016/wordml/cid" xmlns:w16="http://schemas.microsoft.com/office/word/2018/wordml" xmlns:w16du="http://schemas.microsoft.com/office/word/2023/wordml/word16du" xmlns:w16sdtdh="http://schemas.microsoft.com/office/word/2020/wordml/sdtdatahash" xmlns:w16se="http://schemas.microsoft.com/office/word/2015/wordml/symex" xmlns:wpg="http://schemas.microsoft.com/office/word/2010/wordprocessingGroup" xmlns:wpi="http://schemas.microsoft.com/office/word/2010/wordprocessingInk" xmlns:wne="http://schemas.microsoft.com/office/word/2006/wordml" xmlns:wps="http://schemas.microsoft.com/office/word/2010/wordprocessingShape" mc:Ignorable="w14 w15 w16se w16cid w16 w16cex w16sdtdh w16du wp14">
+<w:endnotes xmlns:wpc="http://schemas.microsoft.com/office/word/2010/wordprocessingCanvas" xmlns:cx="http://schemas.microsoft.com/office/drawing/2014/chartex" xmlns:cx1="http://schemas.microsoft.com/office/drawing/2015/9/8/chartex" xmlns:cx2="http://schemas.microsoft.com/office/drawing/2015/10/21/chartex" xmlns:cx3="http://schemas.microsoft.com/office/drawing/2016/5/9/chartex" xmlns:cx4="http://schemas.microsoft.com/office/drawing/2016/5/10/chartex" xmlns:cx5="http://schemas.microsoft.com/office/drawing/2016/5/11/chartex" xmlns:cx6="http://schemas.microsoft.com/office/drawing/2016/5/12/chartex" xmlns:cx7="http://schemas.microsoft.com/office/drawing/2016/5/13/chartex" xmlns:cx8="http://schemas.microsoft.com/office/drawing/2016/5/14/chartex" xmlns:mc="http://schemas.openxmlformats.org/markup-compatibility/2006" xmlns:aink="http://schemas.microsoft.com/office/drawing/2016/ink" xmlns:am3d="http://schemas.microsoft.com/office/drawing/2017/model3d" xmlns:o="urn:schemas-microsoft-com:office:office" xmlns:oel="http://schemas.microsoft.com/office/2019/extlst" xmlns:r="http://schemas.openxmlformats.org/officeDocument/2006/relationships" xmlns:m="http://schemas.openxmlformats.org/officeDocument/2006/math" xmlns:v="urn:schemas-microsoft-com:vml" xmlns:wp14="http://schemas.microsoft.com/office/word/2010/wordprocessingDrawing" xmlns:wp="http://schemas.openxmlformats.org/drawingml/2006/wordprocessingDrawing" xmlns:w10="urn:schemas-microsoft-com:office:word" xmlns:w="http://schemas.openxmlformats.org/wordprocessingml/2006/main" xmlns:w14="http://schemas.microsoft.com/office/word/2010/wordml" xmlns:w15="http://schemas.microsoft.com/office/word/2012/wordml" xmlns:w16cex="http://schemas.microsoft.com/office/word/2018/wordml/cex" xmlns:w16cid="http://schemas.microsoft.com/office/word/2016/wordml/cid" xmlns:w16="http://schemas.microsoft.com/office/word/2018/wordml" xmlns:w16sdtdh="http://schemas.microsoft.com/office/word/2020/wordml/sdtdatahash" xmlns:w16se="http://schemas.microsoft.com/office/word/2015/wordml/symex" xmlns:wpg="http://schemas.microsoft.com/office/word/2010/wordprocessingGroup" xmlns:wpi="http://schemas.microsoft.com/office/word/2010/wordprocessingInk" xmlns:wne="http://schemas.microsoft.com/office/word/2006/wordml" xmlns:wps="http://schemas.microsoft.com/office/word/2010/wordprocessingShape" mc:Ignorable="w14 w15 w16se w16cid w16 w16cex w16sdtdh wp14">
   <w:endnote w:type="separator" w:id="-1">
     <w:p>
       <w:pPr>
@@ -3143,7 +3593,7 @@
 </file>
 
 <file path=word/footnotes.xml><?xml version="1.0" encoding="utf-8"?>
-<w:footnotes xmlns:wpc="http://schemas.microsoft.com/office/word/2010/wordprocessingCanvas" xmlns:cx="http://schemas.microsoft.com/office/drawing/2014/chartex" xmlns:cx1="http://schemas.microsoft.com/office/drawing/2015/9/8/chartex" xmlns:cx2="http://schemas.microsoft.com/office/drawing/2015/10/21/chartex" xmlns:cx3="http://schemas.microsoft.com/office/drawing/2016/5/9/chartex" xmlns:cx4="http://schemas.microsoft.com/office/drawing/2016/5/10/chartex" xmlns:cx5="http://schemas.microsoft.com/office/drawing/2016/5/11/chartex" xmlns:cx6="http://schemas.microsoft.com/office/drawing/2016/5/12/chartex" xmlns:cx7="http://schemas.microsoft.com/office/drawing/2016/5/13/chartex" xmlns:cx8="http://schemas.microsoft.com/office/drawing/2016/5/14/chartex" xmlns:mc="http://schemas.openxmlformats.org/markup-compatibility/2006" xmlns:aink="http://schemas.microsoft.com/office/drawing/2016/ink" xmlns:am3d="http://schemas.microsoft.com/office/drawing/2017/model3d" xmlns:o="urn:schemas-microsoft-com:office:office" xmlns:oel="http://schemas.microsoft.com/office/2019/extlst" xmlns:r="http://schemas.openxmlformats.org/officeDocument/2006/relationships" xmlns:m="http://schemas.openxmlformats.org/officeDocument/2006/math" xmlns:v="urn:schemas-microsoft-com:vml" xmlns:wp14="http://schemas.microsoft.com/office/word/2010/wordprocessingDrawing" xmlns:wp="http://schemas.openxmlformats.org/drawingml/2006/wordprocessingDrawing" xmlns:w10="urn:schemas-microsoft-com:office:word" xmlns:w="http://schemas.openxmlformats.org/wordprocessingml/2006/main" xmlns:w14="http://schemas.microsoft.com/office/word/2010/wordml" xmlns:w15="http://schemas.microsoft.com/office/word/2012/wordml" xmlns:w16cex="http://schemas.microsoft.com/office/word/2018/wordml/cex" xmlns:w16cid="http://schemas.microsoft.com/office/word/2016/wordml/cid" xmlns:w16="http://schemas.microsoft.com/office/word/2018/wordml" xmlns:w16du="http://schemas.microsoft.com/office/word/2023/wordml/word16du" xmlns:w16sdtdh="http://schemas.microsoft.com/office/word/2020/wordml/sdtdatahash" xmlns:w16se="http://schemas.microsoft.com/office/word/2015/wordml/symex" xmlns:wpg="http://schemas.microsoft.com/office/word/2010/wordprocessingGroup" xmlns:wpi="http://schemas.microsoft.com/office/word/2010/wordprocessingInk" xmlns:wne="http://schemas.microsoft.com/office/word/2006/wordml" xmlns:wps="http://schemas.microsoft.com/office/word/2010/wordprocessingShape" mc:Ignorable="w14 w15 w16se w16cid w16 w16cex w16sdtdh w16du wp14">
+<w:footnotes xmlns:wpc="http://schemas.microsoft.com/office/word/2010/wordprocessingCanvas" xmlns:cx="http://schemas.microsoft.com/office/drawing/2014/chartex" xmlns:cx1="http://schemas.microsoft.com/office/drawing/2015/9/8/chartex" xmlns:cx2="http://schemas.microsoft.com/office/drawing/2015/10/21/chartex" xmlns:cx3="http://schemas.microsoft.com/office/drawing/2016/5/9/chartex" xmlns:cx4="http://schemas.microsoft.com/office/drawing/2016/5/10/chartex" xmlns:cx5="http://schemas.microsoft.com/office/drawing/2016/5/11/chartex" xmlns:cx6="http://schemas.microsoft.com/office/drawing/2016/5/12/chartex" xmlns:cx7="http://schemas.microsoft.com/office/drawing/2016/5/13/chartex" xmlns:cx8="http://schemas.microsoft.com/office/drawing/2016/5/14/chartex" xmlns:mc="http://schemas.openxmlformats.org/markup-compatibility/2006" xmlns:aink="http://schemas.microsoft.com/office/drawing/2016/ink" xmlns:am3d="http://schemas.microsoft.com/office/drawing/2017/model3d" xmlns:o="urn:schemas-microsoft-com:office:office" xmlns:oel="http://schemas.microsoft.com/office/2019/extlst" xmlns:r="http://schemas.openxmlformats.org/officeDocument/2006/relationships" xmlns:m="http://schemas.openxmlformats.org/officeDocument/2006/math" xmlns:v="urn:schemas-microsoft-com:vml" xmlns:wp14="http://schemas.microsoft.com/office/word/2010/wordprocessingDrawing" xmlns:wp="http://schemas.openxmlformats.org/drawingml/2006/wordprocessingDrawing" xmlns:w10="urn:schemas-microsoft-com:office:word" xmlns:w="http://schemas.openxmlformats.org/wordprocessingml/2006/main" xmlns:w14="http://schemas.microsoft.com/office/word/2010/wordml" xmlns:w15="http://schemas.microsoft.com/office/word/2012/wordml" xmlns:w16cex="http://schemas.microsoft.com/office/word/2018/wordml/cex" xmlns:w16cid="http://schemas.microsoft.com/office/word/2016/wordml/cid" xmlns:w16="http://schemas.microsoft.com/office/word/2018/wordml" xmlns:w16sdtdh="http://schemas.microsoft.com/office/word/2020/wordml/sdtdatahash" xmlns:w16se="http://schemas.microsoft.com/office/word/2015/wordml/symex" xmlns:wpg="http://schemas.microsoft.com/office/word/2010/wordprocessingGroup" xmlns:wpi="http://schemas.microsoft.com/office/word/2010/wordprocessingInk" xmlns:wne="http://schemas.microsoft.com/office/word/2006/wordml" xmlns:wps="http://schemas.microsoft.com/office/word/2010/wordprocessingShape" mc:Ignorable="w14 w15 w16se w16cid w16 w16cex w16sdtdh wp14">
   <w:footnote w:type="separator" w:id="-1">
     <w:p>
       <w:pPr>
@@ -3168,7 +3618,7 @@
 </file>
 
 <file path=word/header1.xml><?xml version="1.0" encoding="utf-8"?>
-<w:hdr xmlns:wpc="http://schemas.microsoft.com/office/word/2010/wordprocessingCanvas" xmlns:cx="http://schemas.microsoft.com/office/drawing/2014/chartex" xmlns:cx1="http://schemas.microsoft.com/office/drawing/2015/9/8/chartex" xmlns:cx2="http://schemas.microsoft.com/office/drawing/2015/10/21/chartex" xmlns:cx3="http://schemas.microsoft.com/office/drawing/2016/5/9/chartex" xmlns:cx4="http://schemas.microsoft.com/office/drawing/2016/5/10/chartex" xmlns:cx5="http://schemas.microsoft.com/office/drawing/2016/5/11/chartex" xmlns:cx6="http://schemas.microsoft.com/office/drawing/2016/5/12/chartex" xmlns:cx7="http://schemas.microsoft.com/office/drawing/2016/5/13/chartex" xmlns:cx8="http://schemas.microsoft.com/office/drawing/2016/5/14/chartex" xmlns:mc="http://schemas.openxmlformats.org/markup-compatibility/2006" xmlns:aink="http://schemas.microsoft.com/office/drawing/2016/ink" xmlns:am3d="http://schemas.microsoft.com/office/drawing/2017/model3d" xmlns:o="urn:schemas-microsoft-com:office:office" xmlns:oel="http://schemas.microsoft.com/office/2019/extlst" xmlns:r="http://schemas.openxmlformats.org/officeDocument/2006/relationships" xmlns:m="http://schemas.openxmlformats.org/officeDocument/2006/math" xmlns:v="urn:schemas-microsoft-com:vml" xmlns:wp14="http://schemas.microsoft.com/office/word/2010/wordprocessingDrawing" xmlns:wp="http://schemas.openxmlformats.org/drawingml/2006/wordprocessingDrawing" xmlns:w10="urn:schemas-microsoft-com:office:word" xmlns:w="http://schemas.openxmlformats.org/wordprocessingml/2006/main" xmlns:w14="http://schemas.microsoft.com/office/word/2010/wordml" xmlns:w15="http://schemas.microsoft.com/office/word/2012/wordml" xmlns:w16cex="http://schemas.microsoft.com/office/word/2018/wordml/cex" xmlns:w16cid="http://schemas.microsoft.com/office/word/2016/wordml/cid" xmlns:w16="http://schemas.microsoft.com/office/word/2018/wordml" xmlns:w16du="http://schemas.microsoft.com/office/word/2023/wordml/word16du" xmlns:w16sdtdh="http://schemas.microsoft.com/office/word/2020/wordml/sdtdatahash" xmlns:w16se="http://schemas.microsoft.com/office/word/2015/wordml/symex" xmlns:wpg="http://schemas.microsoft.com/office/word/2010/wordprocessingGroup" xmlns:wpi="http://schemas.microsoft.com/office/word/2010/wordprocessingInk" xmlns:wne="http://schemas.microsoft.com/office/word/2006/wordml" xmlns:wps="http://schemas.microsoft.com/office/word/2010/wordprocessingShape" mc:Ignorable="w14 w15 w16se w16cid w16 w16cex w16sdtdh w16du wp14">
+<w:hdr xmlns:wpc="http://schemas.microsoft.com/office/word/2010/wordprocessingCanvas" xmlns:cx="http://schemas.microsoft.com/office/drawing/2014/chartex" xmlns:cx1="http://schemas.microsoft.com/office/drawing/2015/9/8/chartex" xmlns:cx2="http://schemas.microsoft.com/office/drawing/2015/10/21/chartex" xmlns:cx3="http://schemas.microsoft.com/office/drawing/2016/5/9/chartex" xmlns:cx4="http://schemas.microsoft.com/office/drawing/2016/5/10/chartex" xmlns:cx5="http://schemas.microsoft.com/office/drawing/2016/5/11/chartex" xmlns:cx6="http://schemas.microsoft.com/office/drawing/2016/5/12/chartex" xmlns:cx7="http://schemas.microsoft.com/office/drawing/2016/5/13/chartex" xmlns:cx8="http://schemas.microsoft.com/office/drawing/2016/5/14/chartex" xmlns:mc="http://schemas.openxmlformats.org/markup-compatibility/2006" xmlns:aink="http://schemas.microsoft.com/office/drawing/2016/ink" xmlns:am3d="http://schemas.microsoft.com/office/drawing/2017/model3d" xmlns:o="urn:schemas-microsoft-com:office:office" xmlns:oel="http://schemas.microsoft.com/office/2019/extlst" xmlns:r="http://schemas.openxmlformats.org/officeDocument/2006/relationships" xmlns:m="http://schemas.openxmlformats.org/officeDocument/2006/math" xmlns:v="urn:schemas-microsoft-com:vml" xmlns:wp14="http://schemas.microsoft.com/office/word/2010/wordprocessingDrawing" xmlns:wp="http://schemas.openxmlformats.org/drawingml/2006/wordprocessingDrawing" xmlns:w10="urn:schemas-microsoft-com:office:word" xmlns:w="http://schemas.openxmlformats.org/wordprocessingml/2006/main" xmlns:w14="http://schemas.microsoft.com/office/word/2010/wordml" xmlns:w15="http://schemas.microsoft.com/office/word/2012/wordml" xmlns:w16cex="http://schemas.microsoft.com/office/word/2018/wordml/cex" xmlns:w16cid="http://schemas.microsoft.com/office/word/2016/wordml/cid" xmlns:w16="http://schemas.microsoft.com/office/word/2018/wordml" xmlns:w16sdtdh="http://schemas.microsoft.com/office/word/2020/wordml/sdtdatahash" xmlns:w16se="http://schemas.microsoft.com/office/word/2015/wordml/symex" xmlns:wpg="http://schemas.microsoft.com/office/word/2010/wordprocessingGroup" xmlns:wpi="http://schemas.microsoft.com/office/word/2010/wordprocessingInk" xmlns:wne="http://schemas.microsoft.com/office/word/2006/wordml" xmlns:wps="http://schemas.microsoft.com/office/word/2010/wordprocessingShape" mc:Ignorable="w14 w15 w16se w16cid w16 w16cex w16sdtdh wp14">
   <w:p>
     <w:pPr>
       <w:pStyle w:val="Header"/>
@@ -3217,7 +3667,7 @@
 </file>
 
 <file path=word/styles.xml><?xml version="1.0" encoding="utf-8"?>
-<w:styles xmlns:mc="http://schemas.openxmlformats.org/markup-compatibility/2006" xmlns:r="http://schemas.openxmlformats.org/officeDocument/2006/relationships" xmlns:w="http://schemas.openxmlformats.org/wordprocessingml/2006/main" xmlns:w14="http://schemas.microsoft.com/office/word/2010/wordml" xmlns:w15="http://schemas.microsoft.com/office/word/2012/wordml" xmlns:w16cex="http://schemas.microsoft.com/office/word/2018/wordml/cex" xmlns:w16cid="http://schemas.microsoft.com/office/word/2016/wordml/cid" xmlns:w16="http://schemas.microsoft.com/office/word/2018/wordml" xmlns:w16du="http://schemas.microsoft.com/office/word/2023/wordml/word16du" xmlns:w16sdtdh="http://schemas.microsoft.com/office/word/2020/wordml/sdtdatahash" xmlns:w16se="http://schemas.microsoft.com/office/word/2015/wordml/symex" mc:Ignorable="w14 w15 w16se w16cid w16 w16cex w16sdtdh w16du">
+<w:styles xmlns:mc="http://schemas.openxmlformats.org/markup-compatibility/2006" xmlns:r="http://schemas.openxmlformats.org/officeDocument/2006/relationships" xmlns:w="http://schemas.openxmlformats.org/wordprocessingml/2006/main" xmlns:w14="http://schemas.microsoft.com/office/word/2010/wordml" xmlns:w15="http://schemas.microsoft.com/office/word/2012/wordml" xmlns:w16cex="http://schemas.microsoft.com/office/word/2018/wordml/cex" xmlns:w16cid="http://schemas.microsoft.com/office/word/2016/wordml/cid" xmlns:w16="http://schemas.microsoft.com/office/word/2018/wordml" xmlns:w16sdtdh="http://schemas.microsoft.com/office/word/2020/wordml/sdtdatahash" xmlns:w16se="http://schemas.microsoft.com/office/word/2015/wordml/symex" mc:Ignorable="w14 w15 w16se w16cid w16 w16cex w16sdtdh">
   <w:docDefaults>
     <w:rPrDefault>
       <w:rPr>

--- a/doc/CV_WSong.docx
+++ b/doc/CV_WSong.docx
@@ -2489,7 +2489,7 @@
               <w:spacing w:after="0" w:line="240" w:lineRule="auto"/>
               <w:ind w:left="720" w:hanging="720"/>
               <w:rPr>
-                <w:rFonts w:ascii="Calibri" w:eastAsia="Calibri" w:hAnsi="Calibri"/>
+                <w:rFonts w:eastAsia="Calibri"/>
               </w:rPr>
             </w:pPr>
             <w:r>
@@ -2497,6 +2497,162 @@
                 <w:rFonts w:eastAsia="Calibri"/>
               </w:rPr>
               <w:t>Machine Learning for Identifying Population Dynamic Patterns of North American Breeding Birds. The Wildlife Society Mississippi Chapter Annual Meeting (online), 2022.</w:t>
+            </w:r>
+          </w:p>
+          <w:p>
+            <w:pPr>
+              <w:widowControl w:val="0"/>
+              <w:spacing w:after="0" w:line="240" w:lineRule="auto"/>
+              <w:ind w:left="720" w:hanging="720"/>
+              <w:rPr>
+                <w:rFonts w:ascii="Calibri" w:eastAsia="Calibri" w:hAnsi="Calibri"/>
+              </w:rPr>
+            </w:pPr>
+            <w:r>
+              <w:rPr>
+                <w:rFonts w:eastAsia="Calibri"/>
+              </w:rPr>
+              <w:t xml:space="preserve">The </w:t>
+            </w:r>
+            <w:r>
+              <w:rPr>
+                <w:rFonts w:eastAsia="Calibri"/>
+              </w:rPr>
+              <w:t>w</w:t>
+            </w:r>
+            <w:r>
+              <w:rPr>
+                <w:rFonts w:eastAsia="Calibri"/>
+              </w:rPr>
+              <w:t xml:space="preserve">ave: </w:t>
+            </w:r>
+            <w:r>
+              <w:rPr>
+                <w:rFonts w:eastAsia="Calibri"/>
+              </w:rPr>
+              <w:t>a</w:t>
+            </w:r>
+            <w:r>
+              <w:rPr>
+                <w:rFonts w:eastAsia="Calibri"/>
+              </w:rPr>
+              <w:t xml:space="preserve"> </w:t>
+            </w:r>
+            <w:r>
+              <w:rPr>
+                <w:rFonts w:eastAsia="Calibri"/>
+              </w:rPr>
+              <w:t>d</w:t>
+            </w:r>
+            <w:r>
+              <w:rPr>
+                <w:rFonts w:eastAsia="Calibri"/>
+              </w:rPr>
+              <w:t xml:space="preserve">ispersal </w:t>
+            </w:r>
+            <w:r>
+              <w:rPr>
+                <w:rFonts w:eastAsia="Calibri"/>
+              </w:rPr>
+              <w:t>h</w:t>
+            </w:r>
+            <w:r>
+              <w:rPr>
+                <w:rFonts w:eastAsia="Calibri"/>
+              </w:rPr>
+              <w:t xml:space="preserve">ypothesis about </w:t>
+            </w:r>
+            <w:r>
+              <w:rPr>
+                <w:rFonts w:eastAsia="Calibri"/>
+              </w:rPr>
+              <w:t>s</w:t>
+            </w:r>
+            <w:r>
+              <w:rPr>
+                <w:rFonts w:eastAsia="Calibri"/>
+              </w:rPr>
+              <w:t xml:space="preserve">pace </w:t>
+            </w:r>
+            <w:r>
+              <w:rPr>
+                <w:rFonts w:eastAsia="Calibri"/>
+              </w:rPr>
+              <w:t>d</w:t>
+            </w:r>
+            <w:r>
+              <w:rPr>
+                <w:rFonts w:eastAsia="Calibri"/>
+              </w:rPr>
+              <w:t xml:space="preserve">ynamics of Brandt's </w:t>
+            </w:r>
+            <w:r>
+              <w:rPr>
+                <w:rFonts w:eastAsia="Calibri"/>
+              </w:rPr>
+              <w:t>v</w:t>
+            </w:r>
+            <w:r>
+              <w:rPr>
+                <w:rFonts w:eastAsia="Calibri"/>
+              </w:rPr>
+              <w:t>ole</w:t>
+            </w:r>
+            <w:r>
+              <w:rPr>
+                <w:rFonts w:eastAsia="Calibri"/>
+              </w:rPr>
+              <w:t xml:space="preserve">. </w:t>
+            </w:r>
+            <w:r>
+              <w:rPr>
+                <w:rFonts w:eastAsia="Calibri"/>
+              </w:rPr>
+              <w:t>The 8th International Symposium of</w:t>
+            </w:r>
+            <w:r>
+              <w:rPr>
+                <w:rFonts w:eastAsia="Calibri"/>
+              </w:rPr>
+              <w:t xml:space="preserve"> </w:t>
+            </w:r>
+            <w:r>
+              <w:rPr>
+                <w:rFonts w:eastAsia="Calibri"/>
+              </w:rPr>
+              <w:t>Integrative Zoology</w:t>
+            </w:r>
+            <w:r>
+              <w:rPr>
+                <w:rFonts w:eastAsia="Calibri"/>
+              </w:rPr>
+              <w:t>.</w:t>
+            </w:r>
+            <w:r>
+              <w:rPr>
+                <w:rFonts w:eastAsia="Calibri"/>
+              </w:rPr>
+              <w:t xml:space="preserve"> </w:t>
+            </w:r>
+            <w:proofErr w:type="spellStart"/>
+            <w:r>
+              <w:rPr>
+                <w:rFonts w:eastAsia="Calibri"/>
+              </w:rPr>
+              <w:t>Xilinhaote</w:t>
+            </w:r>
+            <w:proofErr w:type="spellEnd"/>
+            <w:r>
+              <w:rPr>
+                <w:rFonts w:eastAsia="Calibri"/>
+              </w:rPr>
+              <w:t>, China</w:t>
+            </w:r>
+            <w:r>
+              <w:rPr>
+                <w:rFonts w:eastAsia="Calibri"/>
+              </w:rPr>
+              <w:t>, 2016.</w:t>
             </w:r>
           </w:p>
         </w:tc>
@@ -2852,7 +3008,7 @@
               <w:rPr>
                 <w:rFonts w:ascii="Calibri" w:eastAsia="Calibri" w:hAnsi="Calibri"/>
               </w:rPr>
-              <w:t>Population genetic clustering and fine-scale spatial genetic structure of white-tailed deer in Vicksburg National Military Park</w:t>
+              <w:t>Fine-scale spatial genetic structure of white-tailed deer in a national park in the southeastern United States</w:t>
             </w:r>
             <w:r>
               <w:rPr>
@@ -2938,7 +3094,14 @@
               <w:rPr>
                 <w:rFonts w:eastAsia="Calibri"/>
               </w:rPr>
-              <w:t xml:space="preserve"> &amp; Wan, X. (2017). Influence of Group Size and Foraging Distance on Vigilance Frequency of Brandt′s Vole (</w:t>
+              <w:t xml:space="preserve"> &amp; Wan, X. (2017). Influence of Group Size and Foraging Distance on Vigilance </w:t>
+            </w:r>
+            <w:r>
+              <w:rPr>
+                <w:rFonts w:eastAsia="Calibri"/>
+              </w:rPr>
+              <w:lastRenderedPageBreak/>
+              <w:t>Frequency of Brandt′s Vole (</w:t>
             </w:r>
             <w:proofErr w:type="spellStart"/>
             <w:r>
@@ -2990,7 +3153,6 @@
                 <w:b/>
                 <w:bCs/>
               </w:rPr>
-              <w:lastRenderedPageBreak/>
               <w:t>Song, W.</w:t>
             </w:r>
             <w:r>
@@ -3648,7 +3810,7 @@
       <w:rPr>
         <w:color w:val="BFBFBF" w:themeColor="background1" w:themeShade="BF"/>
       </w:rPr>
-      <w:t>Jan</w:t>
+      <w:t>Feb</w:t>
     </w:r>
     <w:r>
       <w:rPr>
@@ -4071,7 +4233,6 @@
   <w:style w:type="character" w:default="1" w:styleId="DefaultParagraphFont">
     <w:name w:val="Default Paragraph Font"/>
     <w:uiPriority w:val="1"/>
-    <w:semiHidden/>
     <w:unhideWhenUsed/>
   </w:style>
   <w:style w:type="table" w:default="1" w:styleId="TableNormal">

--- a/doc/CV_WSong.docx
+++ b/doc/CV_WSong.docx
@@ -18,8 +18,8 @@
         <w:tblLook w:val="04a0" w:noHBand="0" w:noVBand="1" w:firstColumn="1" w:lastRow="0" w:lastColumn="0" w:firstRow="1"/>
       </w:tblPr>
       <w:tblGrid>
-        <w:gridCol w:w="5423"/>
-        <w:gridCol w:w="3933"/>
+        <w:gridCol w:w="5422"/>
+        <w:gridCol w:w="3934"/>
         <w:gridCol w:w="2164"/>
       </w:tblGrid>
       <w:tr>
@@ -247,17 +247,7 @@
                 <w:szCs w:val="22"/>
                 <w:lang w:val="en-US" w:eastAsia="en-US" w:bidi="ar-SA"/>
               </w:rPr>
-              <w:t>+1 (662) 341-0010</w:t>
-            </w:r>
-            <w:r>
-              <w:rPr>
-                <w:rFonts w:eastAsia="Calibri" w:cs=""/>
-                <w:kern w:val="0"/>
-                <w:sz w:val="22"/>
-                <w:szCs w:val="22"/>
-                <w:lang w:val="en-US" w:eastAsia="en-US" w:bidi="ar-SA"/>
-              </w:rPr>
-              <w:t xml:space="preserve">          </w:t>
+              <w:t xml:space="preserve">+1 (662) 341-0010          </w:t>
             </w:r>
             <w:r>
               <w:rPr/>
@@ -385,35 +375,35 @@
         <w:trPr/>
         <w:tc>
           <w:tcPr>
-            <w:tcW w:w="5423" w:type="dxa"/>
-            <w:tcBorders>
-              <w:top w:val="nil"/>
-              <w:left w:val="nil"/>
-              <w:bottom w:val="nil"/>
-              <w:right w:val="nil"/>
-            </w:tcBorders>
-          </w:tcPr>
-          <w:p>
-            <w:pPr>
-              <w:pStyle w:val="Normal"/>
-              <w:widowControl w:val="false"/>
-              <w:suppressAutoHyphens w:val="true"/>
-              <w:spacing w:lineRule="auto" w:line="240" w:before="0" w:after="0"/>
-              <w:jc w:val="left"/>
-              <w:rPr>
-                <w:rFonts w:ascii="Calibri" w:hAnsi="Calibri" w:eastAsia="Calibri"/>
-              </w:rPr>
-            </w:pPr>
-            <w:r>
-              <w:rPr>
-                <w:rFonts w:eastAsia="Calibri"/>
-              </w:rPr>
-            </w:r>
-          </w:p>
-        </w:tc>
-        <w:tc>
-          <w:tcPr>
-            <w:tcW w:w="3933" w:type="dxa"/>
+            <w:tcW w:w="5422" w:type="dxa"/>
+            <w:tcBorders>
+              <w:top w:val="nil"/>
+              <w:left w:val="nil"/>
+              <w:bottom w:val="nil"/>
+              <w:right w:val="nil"/>
+            </w:tcBorders>
+          </w:tcPr>
+          <w:p>
+            <w:pPr>
+              <w:pStyle w:val="Normal"/>
+              <w:widowControl w:val="false"/>
+              <w:suppressAutoHyphens w:val="true"/>
+              <w:spacing w:lineRule="auto" w:line="240" w:before="0" w:after="0"/>
+              <w:jc w:val="left"/>
+              <w:rPr>
+                <w:rFonts w:ascii="Calibri" w:hAnsi="Calibri" w:eastAsia="Calibri"/>
+              </w:rPr>
+            </w:pPr>
+            <w:r>
+              <w:rPr>
+                <w:rFonts w:eastAsia="Calibri"/>
+              </w:rPr>
+            </w:r>
+          </w:p>
+        </w:tc>
+        <w:tc>
+          <w:tcPr>
+            <w:tcW w:w="3934" w:type="dxa"/>
             <w:tcBorders>
               <w:top w:val="nil"/>
               <w:left w:val="nil"/>
@@ -585,7 +575,17 @@
                 <w:szCs w:val="22"/>
                 <w:lang w:val="en-US" w:eastAsia="en-US" w:bidi="ar-SA"/>
               </w:rPr>
-              <w:t>Supervisor: Dr. Guiming Wang</w:t>
+              <w:t>Ad</w:t>
+            </w:r>
+            <w:r>
+              <w:rPr>
+                <w:rFonts w:eastAsia="Calibri" w:cs=""/>
+                <w:kern w:val="0"/>
+                <w:sz w:val="22"/>
+                <w:szCs w:val="22"/>
+                <w:lang w:val="en-US" w:eastAsia="en-US" w:bidi="ar-SA"/>
+              </w:rPr>
+              <w:t>visor: Dr. Guiming Wang</w:t>
             </w:r>
           </w:p>
           <w:p>
@@ -741,7 +741,17 @@
                 <w:szCs w:val="22"/>
                 <w:lang w:val="en-US" w:eastAsia="en-US" w:bidi="ar-SA"/>
               </w:rPr>
-              <w:t>Supervisor: Dr. Zihui Zhang</w:t>
+              <w:t>Ad</w:t>
+            </w:r>
+            <w:r>
+              <w:rPr>
+                <w:rFonts w:eastAsia="Calibri" w:cs=""/>
+                <w:kern w:val="0"/>
+                <w:sz w:val="22"/>
+                <w:szCs w:val="22"/>
+                <w:lang w:val="en-US" w:eastAsia="en-US" w:bidi="ar-SA"/>
+              </w:rPr>
+              <w:t>visor: Dr. Zihui Zhang</w:t>
             </w:r>
           </w:p>
           <w:p>
@@ -897,7 +907,17 @@
                 <w:szCs w:val="22"/>
                 <w:lang w:val="en-US" w:eastAsia="en-US" w:bidi="ar-SA"/>
               </w:rPr>
-              <w:t>Supervisor: Dr. Xinrong Wan</w:t>
+              <w:t>Ad</w:t>
+            </w:r>
+            <w:r>
+              <w:rPr>
+                <w:rFonts w:eastAsia="Calibri" w:cs=""/>
+                <w:kern w:val="0"/>
+                <w:sz w:val="22"/>
+                <w:szCs w:val="22"/>
+                <w:lang w:val="en-US" w:eastAsia="en-US" w:bidi="ar-SA"/>
+              </w:rPr>
+              <w:t>visor: Dr. Xinrong Wan</w:t>
             </w:r>
           </w:p>
           <w:p>
@@ -1095,35 +1115,35 @@
         <w:trPr/>
         <w:tc>
           <w:tcPr>
-            <w:tcW w:w="5423" w:type="dxa"/>
-            <w:tcBorders>
-              <w:top w:val="nil"/>
-              <w:left w:val="nil"/>
-              <w:bottom w:val="nil"/>
-              <w:right w:val="nil"/>
-            </w:tcBorders>
-          </w:tcPr>
-          <w:p>
-            <w:pPr>
-              <w:pStyle w:val="Normal"/>
-              <w:widowControl w:val="false"/>
-              <w:suppressAutoHyphens w:val="true"/>
-              <w:spacing w:lineRule="auto" w:line="240" w:before="0" w:after="0"/>
-              <w:jc w:val="left"/>
-              <w:rPr>
-                <w:rFonts w:ascii="Calibri" w:hAnsi="Calibri" w:eastAsia="Calibri"/>
-              </w:rPr>
-            </w:pPr>
-            <w:r>
-              <w:rPr>
-                <w:rFonts w:eastAsia="Calibri"/>
-              </w:rPr>
-            </w:r>
-          </w:p>
-        </w:tc>
-        <w:tc>
-          <w:tcPr>
-            <w:tcW w:w="3933" w:type="dxa"/>
+            <w:tcW w:w="5422" w:type="dxa"/>
+            <w:tcBorders>
+              <w:top w:val="nil"/>
+              <w:left w:val="nil"/>
+              <w:bottom w:val="nil"/>
+              <w:right w:val="nil"/>
+            </w:tcBorders>
+          </w:tcPr>
+          <w:p>
+            <w:pPr>
+              <w:pStyle w:val="Normal"/>
+              <w:widowControl w:val="false"/>
+              <w:suppressAutoHyphens w:val="true"/>
+              <w:spacing w:lineRule="auto" w:line="240" w:before="0" w:after="0"/>
+              <w:jc w:val="left"/>
+              <w:rPr>
+                <w:rFonts w:ascii="Calibri" w:hAnsi="Calibri" w:eastAsia="Calibri"/>
+              </w:rPr>
+            </w:pPr>
+            <w:r>
+              <w:rPr>
+                <w:rFonts w:eastAsia="Calibri"/>
+              </w:rPr>
+            </w:r>
+          </w:p>
+        </w:tc>
+        <w:tc>
+          <w:tcPr>
+            <w:tcW w:w="3934" w:type="dxa"/>
             <w:tcBorders>
               <w:top w:val="nil"/>
               <w:left w:val="nil"/>
@@ -1378,35 +1398,35 @@
         <w:trPr/>
         <w:tc>
           <w:tcPr>
-            <w:tcW w:w="5423" w:type="dxa"/>
-            <w:tcBorders>
-              <w:top w:val="nil"/>
-              <w:left w:val="nil"/>
-              <w:bottom w:val="nil"/>
-              <w:right w:val="nil"/>
-            </w:tcBorders>
-          </w:tcPr>
-          <w:p>
-            <w:pPr>
-              <w:pStyle w:val="Normal"/>
-              <w:widowControl w:val="false"/>
-              <w:suppressAutoHyphens w:val="true"/>
-              <w:spacing w:lineRule="auto" w:line="240" w:before="0" w:after="0"/>
-              <w:jc w:val="left"/>
-              <w:rPr>
-                <w:rFonts w:ascii="Calibri" w:hAnsi="Calibri" w:eastAsia="Calibri"/>
-              </w:rPr>
-            </w:pPr>
-            <w:r>
-              <w:rPr>
-                <w:rFonts w:eastAsia="Calibri"/>
-              </w:rPr>
-            </w:r>
-          </w:p>
-        </w:tc>
-        <w:tc>
-          <w:tcPr>
-            <w:tcW w:w="3933" w:type="dxa"/>
+            <w:tcW w:w="5422" w:type="dxa"/>
+            <w:tcBorders>
+              <w:top w:val="nil"/>
+              <w:left w:val="nil"/>
+              <w:bottom w:val="nil"/>
+              <w:right w:val="nil"/>
+            </w:tcBorders>
+          </w:tcPr>
+          <w:p>
+            <w:pPr>
+              <w:pStyle w:val="Normal"/>
+              <w:widowControl w:val="false"/>
+              <w:suppressAutoHyphens w:val="true"/>
+              <w:spacing w:lineRule="auto" w:line="240" w:before="0" w:after="0"/>
+              <w:jc w:val="left"/>
+              <w:rPr>
+                <w:rFonts w:ascii="Calibri" w:hAnsi="Calibri" w:eastAsia="Calibri"/>
+              </w:rPr>
+            </w:pPr>
+            <w:r>
+              <w:rPr>
+                <w:rFonts w:eastAsia="Calibri"/>
+              </w:rPr>
+            </w:r>
+          </w:p>
+        </w:tc>
+        <w:tc>
+          <w:tcPr>
+            <w:tcW w:w="3934" w:type="dxa"/>
             <w:tcBorders>
               <w:top w:val="nil"/>
               <w:left w:val="nil"/>
@@ -2055,7 +2075,17 @@
                 <w:szCs w:val="22"/>
                 <w:lang w:val="en-US" w:eastAsia="en-US" w:bidi="ar-SA"/>
               </w:rPr>
-              <w:t>Intermediate speaker of Japanese and French</w:t>
+              <w:t>Pre-i</w:t>
+            </w:r>
+            <w:r>
+              <w:rPr>
+                <w:rFonts w:eastAsia="Calibri" w:cs=""/>
+                <w:kern w:val="0"/>
+                <w:sz w:val="22"/>
+                <w:szCs w:val="22"/>
+                <w:lang w:val="en-US" w:eastAsia="en-US" w:bidi="ar-SA"/>
+              </w:rPr>
+              <w:t>ntermediate speaker of Japanese and French</w:t>
             </w:r>
           </w:p>
         </w:tc>
@@ -2064,35 +2094,35 @@
         <w:trPr/>
         <w:tc>
           <w:tcPr>
-            <w:tcW w:w="5423" w:type="dxa"/>
-            <w:tcBorders>
-              <w:top w:val="nil"/>
-              <w:left w:val="nil"/>
-              <w:bottom w:val="nil"/>
-              <w:right w:val="nil"/>
-            </w:tcBorders>
-          </w:tcPr>
-          <w:p>
-            <w:pPr>
-              <w:pStyle w:val="Normal"/>
-              <w:widowControl w:val="false"/>
-              <w:suppressAutoHyphens w:val="true"/>
-              <w:spacing w:lineRule="auto" w:line="240" w:before="0" w:after="0"/>
-              <w:jc w:val="left"/>
-              <w:rPr>
-                <w:rFonts w:ascii="Calibri" w:hAnsi="Calibri" w:eastAsia="Calibri"/>
-              </w:rPr>
-            </w:pPr>
-            <w:r>
-              <w:rPr>
-                <w:rFonts w:eastAsia="Calibri"/>
-              </w:rPr>
-            </w:r>
-          </w:p>
-        </w:tc>
-        <w:tc>
-          <w:tcPr>
-            <w:tcW w:w="3933" w:type="dxa"/>
+            <w:tcW w:w="5422" w:type="dxa"/>
+            <w:tcBorders>
+              <w:top w:val="nil"/>
+              <w:left w:val="nil"/>
+              <w:bottom w:val="nil"/>
+              <w:right w:val="nil"/>
+            </w:tcBorders>
+          </w:tcPr>
+          <w:p>
+            <w:pPr>
+              <w:pStyle w:val="Normal"/>
+              <w:widowControl w:val="false"/>
+              <w:suppressAutoHyphens w:val="true"/>
+              <w:spacing w:lineRule="auto" w:line="240" w:before="0" w:after="0"/>
+              <w:jc w:val="left"/>
+              <w:rPr>
+                <w:rFonts w:ascii="Calibri" w:hAnsi="Calibri" w:eastAsia="Calibri"/>
+              </w:rPr>
+            </w:pPr>
+            <w:r>
+              <w:rPr>
+                <w:rFonts w:eastAsia="Calibri"/>
+              </w:rPr>
+            </w:r>
+          </w:p>
+        </w:tc>
+        <w:tc>
+          <w:tcPr>
+            <w:tcW w:w="3934" w:type="dxa"/>
             <w:tcBorders>
               <w:top w:val="nil"/>
               <w:left w:val="nil"/>
@@ -2303,35 +2333,35 @@
         <w:trPr/>
         <w:tc>
           <w:tcPr>
-            <w:tcW w:w="5423" w:type="dxa"/>
-            <w:tcBorders>
-              <w:top w:val="nil"/>
-              <w:left w:val="nil"/>
-              <w:bottom w:val="nil"/>
-              <w:right w:val="nil"/>
-            </w:tcBorders>
-          </w:tcPr>
-          <w:p>
-            <w:pPr>
-              <w:pStyle w:val="Normal"/>
-              <w:widowControl w:val="false"/>
-              <w:suppressAutoHyphens w:val="true"/>
-              <w:spacing w:lineRule="auto" w:line="240" w:before="0" w:after="0"/>
-              <w:jc w:val="left"/>
-              <w:rPr>
-                <w:rFonts w:ascii="Calibri" w:hAnsi="Calibri" w:eastAsia="Calibri"/>
-              </w:rPr>
-            </w:pPr>
-            <w:r>
-              <w:rPr>
-                <w:rFonts w:eastAsia="Calibri"/>
-              </w:rPr>
-            </w:r>
-          </w:p>
-        </w:tc>
-        <w:tc>
-          <w:tcPr>
-            <w:tcW w:w="3933" w:type="dxa"/>
+            <w:tcW w:w="5422" w:type="dxa"/>
+            <w:tcBorders>
+              <w:top w:val="nil"/>
+              <w:left w:val="nil"/>
+              <w:bottom w:val="nil"/>
+              <w:right w:val="nil"/>
+            </w:tcBorders>
+          </w:tcPr>
+          <w:p>
+            <w:pPr>
+              <w:pStyle w:val="Normal"/>
+              <w:widowControl w:val="false"/>
+              <w:suppressAutoHyphens w:val="true"/>
+              <w:spacing w:lineRule="auto" w:line="240" w:before="0" w:after="0"/>
+              <w:jc w:val="left"/>
+              <w:rPr>
+                <w:rFonts w:ascii="Calibri" w:hAnsi="Calibri" w:eastAsia="Calibri"/>
+              </w:rPr>
+            </w:pPr>
+            <w:r>
+              <w:rPr>
+                <w:rFonts w:eastAsia="Calibri"/>
+              </w:rPr>
+            </w:r>
+          </w:p>
+        </w:tc>
+        <w:tc>
+          <w:tcPr>
+            <w:tcW w:w="3934" w:type="dxa"/>
             <w:tcBorders>
               <w:top w:val="nil"/>
               <w:left w:val="nil"/>
@@ -2703,35 +2733,35 @@
         <w:trPr/>
         <w:tc>
           <w:tcPr>
-            <w:tcW w:w="5423" w:type="dxa"/>
-            <w:tcBorders>
-              <w:top w:val="nil"/>
-              <w:left w:val="nil"/>
-              <w:bottom w:val="nil"/>
-              <w:right w:val="nil"/>
-            </w:tcBorders>
-          </w:tcPr>
-          <w:p>
-            <w:pPr>
-              <w:pStyle w:val="Normal"/>
-              <w:widowControl w:val="false"/>
-              <w:suppressAutoHyphens w:val="true"/>
-              <w:spacing w:lineRule="auto" w:line="240" w:before="0" w:after="0"/>
-              <w:jc w:val="left"/>
-              <w:rPr>
-                <w:rFonts w:ascii="Calibri" w:hAnsi="Calibri" w:eastAsia="Calibri"/>
-              </w:rPr>
-            </w:pPr>
-            <w:r>
-              <w:rPr>
-                <w:rFonts w:eastAsia="Calibri"/>
-              </w:rPr>
-            </w:r>
-          </w:p>
-        </w:tc>
-        <w:tc>
-          <w:tcPr>
-            <w:tcW w:w="3933" w:type="dxa"/>
+            <w:tcW w:w="5422" w:type="dxa"/>
+            <w:tcBorders>
+              <w:top w:val="nil"/>
+              <w:left w:val="nil"/>
+              <w:bottom w:val="nil"/>
+              <w:right w:val="nil"/>
+            </w:tcBorders>
+          </w:tcPr>
+          <w:p>
+            <w:pPr>
+              <w:pStyle w:val="Normal"/>
+              <w:widowControl w:val="false"/>
+              <w:suppressAutoHyphens w:val="true"/>
+              <w:spacing w:lineRule="auto" w:line="240" w:before="0" w:after="0"/>
+              <w:jc w:val="left"/>
+              <w:rPr>
+                <w:rFonts w:ascii="Calibri" w:hAnsi="Calibri" w:eastAsia="Calibri"/>
+              </w:rPr>
+            </w:pPr>
+            <w:r>
+              <w:rPr>
+                <w:rFonts w:eastAsia="Calibri"/>
+              </w:rPr>
+            </w:r>
+          </w:p>
+        </w:tc>
+        <w:tc>
+          <w:tcPr>
+            <w:tcW w:w="3934" w:type="dxa"/>
             <w:tcBorders>
               <w:top w:val="nil"/>
               <w:left w:val="nil"/>
@@ -2958,7 +2988,7 @@
         <w:trPr/>
         <w:tc>
           <w:tcPr>
-            <w:tcW w:w="5423" w:type="dxa"/>
+            <w:tcW w:w="5422" w:type="dxa"/>
             <w:tcBorders>
               <w:top w:val="nil"/>
               <w:left w:val="nil"/>
@@ -2988,7 +3018,7 @@
         </w:tc>
         <w:tc>
           <w:tcPr>
-            <w:tcW w:w="3933" w:type="dxa"/>
+            <w:tcW w:w="3934" w:type="dxa"/>
             <w:tcBorders>
               <w:top w:val="nil"/>
               <w:left w:val="nil"/>
@@ -3318,7 +3348,7 @@
         <w:trPr/>
         <w:tc>
           <w:tcPr>
-            <w:tcW w:w="5423" w:type="dxa"/>
+            <w:tcW w:w="5422" w:type="dxa"/>
             <w:tcBorders>
               <w:top w:val="nil"/>
               <w:left w:val="nil"/>
@@ -3348,7 +3378,7 @@
         </w:tc>
         <w:tc>
           <w:tcPr>
-            <w:tcW w:w="3933" w:type="dxa"/>
+            <w:tcW w:w="3934" w:type="dxa"/>
             <w:tcBorders>
               <w:top w:val="nil"/>
               <w:left w:val="nil"/>
@@ -3590,77 +3620,81 @@
                 <w:szCs w:val="22"/>
                 <w:lang w:val="en-US" w:eastAsia="en-US" w:bidi="ar-SA"/>
               </w:rPr>
-              <w:t xml:space="preserve">Dr. Xinrong Wan </w:t>
-            </w:r>
-            <w:r>
-              <w:rPr>
-                <w:rFonts w:eastAsia="Calibri" w:cs=""/>
-                <w:kern w:val="0"/>
-                <w:sz w:val="22"/>
-                <w:szCs w:val="22"/>
-                <w:lang w:val="en-US" w:eastAsia="en-US" w:bidi="ar-SA"/>
-              </w:rPr>
-              <w:t>(Master’s advisor)</w:t>
-            </w:r>
-          </w:p>
-          <w:p>
-            <w:pPr>
-              <w:pStyle w:val="Normal"/>
-              <w:widowControl w:val="false"/>
-              <w:suppressAutoHyphens w:val="true"/>
-              <w:spacing w:lineRule="auto" w:line="240" w:before="0" w:after="0"/>
-              <w:jc w:val="left"/>
-              <w:rPr>
-                <w:rFonts w:ascii="Calibri" w:hAnsi="Calibri" w:eastAsia="Calibri"/>
-              </w:rPr>
-            </w:pPr>
-            <w:r>
-              <w:rPr>
-                <w:rFonts w:eastAsia="Calibri" w:cs=""/>
-                <w:kern w:val="0"/>
-                <w:sz w:val="22"/>
-                <w:szCs w:val="22"/>
-                <w:lang w:val="en-US" w:eastAsia="en-US" w:bidi="ar-SA"/>
-              </w:rPr>
-              <w:t>Associate Professor, Institute of Zoology, Chinese Academy of Sciences</w:t>
-            </w:r>
-          </w:p>
-          <w:p>
-            <w:pPr>
-              <w:pStyle w:val="Normal"/>
-              <w:widowControl w:val="false"/>
-              <w:suppressAutoHyphens w:val="true"/>
-              <w:spacing w:lineRule="auto" w:line="240" w:before="0" w:after="0"/>
-              <w:jc w:val="left"/>
-              <w:rPr>
-                <w:rFonts w:eastAsia="Calibri"/>
-              </w:rPr>
-            </w:pPr>
-            <w:r>
-              <w:rPr>
-                <w:rFonts w:eastAsia="Calibri" w:cs=""/>
-                <w:kern w:val="0"/>
-                <w:sz w:val="22"/>
-                <w:szCs w:val="22"/>
-                <w:lang w:val="en-US" w:eastAsia="en-US" w:bidi="ar-SA"/>
-              </w:rPr>
-              <w:t>wanxr@ioz.ac.cn</w:t>
-            </w:r>
-          </w:p>
-          <w:p>
-            <w:pPr>
-              <w:pStyle w:val="Normal"/>
-              <w:widowControl w:val="false"/>
-              <w:suppressAutoHyphens w:val="true"/>
-              <w:spacing w:lineRule="auto" w:line="240" w:before="0" w:after="0"/>
-              <w:jc w:val="left"/>
-              <w:rPr>
-                <w:rFonts w:ascii="Calibri" w:hAnsi="Calibri" w:eastAsia="Calibri"/>
-              </w:rPr>
-            </w:pPr>
-            <w:r>
-              <w:rPr>
-                <w:rFonts w:eastAsia="Calibri"/>
+              <w:t xml:space="preserve">Dr. Xueyan Shan </w:t>
+            </w:r>
+            <w:r>
+              <w:rPr>
+                <w:rFonts w:eastAsia="Calibri" w:cs=""/>
+                <w:kern w:val="0"/>
+                <w:sz w:val="22"/>
+                <w:szCs w:val="22"/>
+                <w:lang w:val="en-US" w:eastAsia="en-US" w:bidi="ar-SA"/>
+              </w:rPr>
+              <w:t>(Project advisor)</w:t>
+            </w:r>
+          </w:p>
+          <w:p>
+            <w:pPr>
+              <w:pStyle w:val="Normal"/>
+              <w:widowControl w:val="false"/>
+              <w:suppressAutoHyphens w:val="true"/>
+              <w:spacing w:lineRule="auto" w:line="240" w:before="0" w:after="0"/>
+              <w:jc w:val="left"/>
+              <w:rPr>
+                <w:rFonts w:eastAsia="Calibri"/>
+              </w:rPr>
+            </w:pPr>
+            <w:r>
+              <w:rPr>
+                <w:rFonts w:eastAsia="Calibri" w:cs=""/>
+                <w:kern w:val="0"/>
+                <w:sz w:val="22"/>
+                <w:szCs w:val="22"/>
+                <w:lang w:val="en-US" w:eastAsia="en-US" w:bidi="ar-SA"/>
+              </w:rPr>
+              <w:t>Associate Research Professor, Mississippi State University</w:t>
+            </w:r>
+          </w:p>
+          <w:p>
+            <w:pPr>
+              <w:pStyle w:val="Normal"/>
+              <w:widowControl w:val="false"/>
+              <w:suppressAutoHyphens w:val="true"/>
+              <w:spacing w:lineRule="auto" w:line="240" w:before="0" w:after="0"/>
+              <w:jc w:val="left"/>
+              <w:rPr>
+                <w:rFonts w:eastAsia="Calibri"/>
+              </w:rPr>
+            </w:pPr>
+            <w:r>
+              <w:rPr>
+                <w:rFonts w:eastAsia="Calibri" w:cs=""/>
+                <w:kern w:val="0"/>
+                <w:sz w:val="22"/>
+                <w:szCs w:val="22"/>
+                <w:lang w:val="en-US" w:eastAsia="en-US" w:bidi="ar-SA"/>
+              </w:rPr>
+              <w:t>xshan@bch.msstate.edu</w:t>
+            </w:r>
+          </w:p>
+          <w:p>
+            <w:pPr>
+              <w:pStyle w:val="Normal"/>
+              <w:widowControl w:val="false"/>
+              <w:suppressAutoHyphens w:val="true"/>
+              <w:spacing w:lineRule="auto" w:line="240" w:before="0" w:after="0"/>
+              <w:jc w:val="left"/>
+              <w:rPr>
+                <w:rFonts w:eastAsia="Calibri"/>
+                <w:b/>
+                <w:bCs/>
+              </w:rPr>
+            </w:pPr>
+            <w:r>
+              <w:rPr>
+                <w:rFonts w:eastAsia="Calibri"/>
+                <w:b/>
+                <w:bCs/>
               </w:rPr>
             </w:r>
           </w:p>
@@ -3702,82 +3736,76 @@
                 <w:szCs w:val="22"/>
                 <w:lang w:val="en-US" w:eastAsia="en-US" w:bidi="ar-SA"/>
               </w:rPr>
-              <w:t xml:space="preserve">Dr. Xueyan Shan </w:t>
-            </w:r>
-            <w:r>
-              <w:rPr>
-                <w:rFonts w:eastAsia="Calibri" w:cs=""/>
-                <w:kern w:val="0"/>
-                <w:sz w:val="22"/>
-                <w:szCs w:val="22"/>
-                <w:lang w:val="en-US" w:eastAsia="en-US" w:bidi="ar-SA"/>
-              </w:rPr>
-              <w:t>(Project advisor)</w:t>
-            </w:r>
-          </w:p>
-          <w:p>
-            <w:pPr>
-              <w:pStyle w:val="Normal"/>
-              <w:widowControl w:val="false"/>
-              <w:suppressAutoHyphens w:val="true"/>
-              <w:spacing w:lineRule="auto" w:line="240" w:before="0" w:after="0"/>
-              <w:jc w:val="left"/>
-              <w:rPr>
-                <w:rFonts w:eastAsia="Calibri"/>
-              </w:rPr>
-            </w:pPr>
-            <w:r>
-              <w:rPr>
-                <w:rFonts w:eastAsia="Calibri" w:cs=""/>
-                <w:kern w:val="0"/>
-                <w:sz w:val="22"/>
-                <w:szCs w:val="22"/>
-                <w:lang w:val="en-US" w:eastAsia="en-US" w:bidi="ar-SA"/>
-              </w:rPr>
-              <w:t>Associate Research Professor, Mississippi State University</w:t>
-            </w:r>
-          </w:p>
-          <w:p>
-            <w:pPr>
-              <w:pStyle w:val="Normal"/>
-              <w:widowControl w:val="false"/>
-              <w:suppressAutoHyphens w:val="true"/>
-              <w:spacing w:lineRule="auto" w:line="240" w:before="0" w:after="0"/>
-              <w:jc w:val="left"/>
-              <w:rPr>
-                <w:rFonts w:eastAsia="Calibri"/>
-              </w:rPr>
-            </w:pPr>
-            <w:r>
-              <w:rPr>
-                <w:rFonts w:eastAsia="Calibri" w:cs=""/>
-                <w:kern w:val="0"/>
-                <w:sz w:val="22"/>
-                <w:szCs w:val="22"/>
-                <w:lang w:val="en-US" w:eastAsia="en-US" w:bidi="ar-SA"/>
-              </w:rPr>
-              <w:t>xshan@bch.msstate.edu</w:t>
-            </w:r>
-          </w:p>
-          <w:p>
-            <w:pPr>
-              <w:pStyle w:val="Normal"/>
-              <w:widowControl w:val="false"/>
-              <w:suppressAutoHyphens w:val="true"/>
-              <w:spacing w:lineRule="auto" w:line="240" w:before="0" w:after="0"/>
-              <w:jc w:val="left"/>
-              <w:rPr>
-                <w:rFonts w:eastAsia="Calibri"/>
-                <w:b/>
-                <w:bCs/>
-              </w:rPr>
-            </w:pPr>
-            <w:r>
-              <w:rPr>
-                <w:rFonts w:eastAsia="Calibri"/>
-                <w:b/>
-                <w:bCs/>
-              </w:rPr>
+              <w:t xml:space="preserve">Dr. Sandra Correa </w:t>
+            </w:r>
+            <w:r>
+              <w:rPr>
+                <w:rFonts w:eastAsia="Calibri" w:cs=""/>
+                <w:kern w:val="0"/>
+                <w:sz w:val="22"/>
+                <w:szCs w:val="22"/>
+                <w:lang w:val="en-US" w:eastAsia="en-US" w:bidi="ar-SA"/>
+              </w:rPr>
+              <w:t>(TA advisor)</w:t>
+            </w:r>
+          </w:p>
+          <w:p>
+            <w:pPr>
+              <w:pStyle w:val="Normal"/>
+              <w:widowControl w:val="false"/>
+              <w:suppressAutoHyphens w:val="true"/>
+              <w:spacing w:lineRule="auto" w:line="240" w:before="0" w:after="0"/>
+              <w:jc w:val="left"/>
+              <w:rPr>
+                <w:rFonts w:ascii="Calibri" w:hAnsi="Calibri" w:eastAsia="Calibri"/>
+              </w:rPr>
+            </w:pPr>
+            <w:r>
+              <w:rPr>
+                <w:rFonts w:cs=""/>
+                <w:kern w:val="0"/>
+                <w:sz w:val="22"/>
+                <w:szCs w:val="22"/>
+                <w:lang w:val="en-US" w:eastAsia="en-US" w:bidi="ar-SA"/>
+              </w:rPr>
+              <w:t>Associate Professor, Mississippi State University</w:t>
+            </w:r>
+          </w:p>
+          <w:p>
+            <w:pPr>
+              <w:pStyle w:val="Normal"/>
+              <w:widowControl w:val="false"/>
+              <w:suppressAutoHyphens w:val="true"/>
+              <w:spacing w:lineRule="auto" w:line="240" w:before="0" w:after="0"/>
+              <w:jc w:val="left"/>
+              <w:rPr>
+                <w:rFonts w:ascii="Calibri" w:hAnsi="Calibri" w:eastAsia="Calibri"/>
+              </w:rPr>
+            </w:pPr>
+            <w:r>
+              <w:rPr>
+                <w:rFonts w:eastAsia="Calibri" w:cs=""/>
+                <w:kern w:val="0"/>
+                <w:sz w:val="22"/>
+                <w:szCs w:val="22"/>
+                <w:lang w:val="en-US" w:eastAsia="en-US" w:bidi="ar-SA"/>
+              </w:rPr>
+              <w:t>sbc257@msstate.edu</w:t>
+            </w:r>
+          </w:p>
+          <w:p>
+            <w:pPr>
+              <w:pStyle w:val="Normal"/>
+              <w:widowControl w:val="false"/>
+              <w:suppressAutoHyphens w:val="true"/>
+              <w:spacing w:lineRule="auto" w:line="240" w:before="0" w:after="0"/>
+              <w:jc w:val="left"/>
+              <w:rPr>
+                <w:rFonts w:ascii="Calibri" w:hAnsi="Calibri" w:eastAsia="Calibri"/>
+              </w:rPr>
+            </w:pPr>
+            <w:r>
+              <w:rPr/>
             </w:r>
           </w:p>
         </w:tc>
@@ -3818,61 +3846,61 @@
                 <w:szCs w:val="22"/>
                 <w:lang w:val="en-US" w:eastAsia="en-US" w:bidi="ar-SA"/>
               </w:rPr>
-              <w:t xml:space="preserve">Dr. Sandra Correa </w:t>
-            </w:r>
-            <w:r>
-              <w:rPr>
-                <w:rFonts w:eastAsia="Calibri" w:cs=""/>
-                <w:kern w:val="0"/>
-                <w:sz w:val="22"/>
-                <w:szCs w:val="22"/>
-                <w:lang w:val="en-US" w:eastAsia="en-US" w:bidi="ar-SA"/>
-              </w:rPr>
-              <w:t>(TA advisor)</w:t>
-            </w:r>
-          </w:p>
-          <w:p>
-            <w:pPr>
-              <w:pStyle w:val="Normal"/>
-              <w:widowControl w:val="false"/>
-              <w:suppressAutoHyphens w:val="true"/>
-              <w:spacing w:lineRule="auto" w:line="240" w:before="0" w:after="0"/>
-              <w:jc w:val="left"/>
-              <w:rPr>
-                <w:rFonts w:ascii="Calibri" w:hAnsi="Calibri" w:eastAsia="Calibri"/>
-              </w:rPr>
-            </w:pPr>
-            <w:r>
-              <w:rPr>
-                <w:rFonts w:eastAsia="Calibri" w:cs=""/>
-                <w:kern w:val="0"/>
-                <w:sz w:val="22"/>
-                <w:szCs w:val="22"/>
-                <w:lang w:val="en-US" w:eastAsia="en-US" w:bidi="ar-SA"/>
-              </w:rPr>
-              <w:t>Associate Professor, Mississippi State University</w:t>
-            </w:r>
-          </w:p>
-          <w:p>
-            <w:pPr>
-              <w:pStyle w:val="Normal"/>
-              <w:widowControl w:val="false"/>
-              <w:suppressAutoHyphens w:val="true"/>
-              <w:spacing w:lineRule="auto" w:line="240" w:before="0" w:after="0"/>
-              <w:jc w:val="left"/>
-              <w:rPr>
-                <w:rFonts w:ascii="Calibri" w:hAnsi="Calibri" w:eastAsia="Calibri"/>
-              </w:rPr>
-            </w:pPr>
-            <w:r>
-              <w:rPr>
-                <w:rFonts w:eastAsia="Calibri" w:cs=""/>
-                <w:kern w:val="0"/>
-                <w:sz w:val="22"/>
-                <w:szCs w:val="22"/>
-                <w:lang w:val="en-US" w:eastAsia="en-US" w:bidi="ar-SA"/>
-              </w:rPr>
-              <w:t>sbc257@msstate.edu</w:t>
+              <w:t xml:space="preserve">Dr. Xinrong Wan </w:t>
+            </w:r>
+            <w:r>
+              <w:rPr>
+                <w:rFonts w:eastAsia="Calibri" w:cs=""/>
+                <w:kern w:val="0"/>
+                <w:sz w:val="22"/>
+                <w:szCs w:val="22"/>
+                <w:lang w:val="en-US" w:eastAsia="en-US" w:bidi="ar-SA"/>
+              </w:rPr>
+              <w:t>(Master’s advisor)</w:t>
+            </w:r>
+          </w:p>
+          <w:p>
+            <w:pPr>
+              <w:pStyle w:val="Normal"/>
+              <w:widowControl w:val="false"/>
+              <w:suppressAutoHyphens w:val="true"/>
+              <w:spacing w:lineRule="auto" w:line="240" w:before="0" w:after="0"/>
+              <w:jc w:val="left"/>
+              <w:rPr>
+                <w:rFonts w:ascii="Calibri" w:hAnsi="Calibri" w:eastAsia="Calibri"/>
+              </w:rPr>
+            </w:pPr>
+            <w:r>
+              <w:rPr>
+                <w:rFonts w:eastAsia="Calibri" w:cs=""/>
+                <w:kern w:val="0"/>
+                <w:sz w:val="22"/>
+                <w:szCs w:val="22"/>
+                <w:lang w:val="en-US" w:eastAsia="en-US" w:bidi="ar-SA"/>
+              </w:rPr>
+              <w:t>Associate Professor, Institute of Zoology, Chinese Academy of Sciences</w:t>
+            </w:r>
+          </w:p>
+          <w:p>
+            <w:pPr>
+              <w:pStyle w:val="Normal"/>
+              <w:widowControl w:val="false"/>
+              <w:suppressAutoHyphens w:val="true"/>
+              <w:spacing w:lineRule="auto" w:line="240" w:before="0" w:after="0"/>
+              <w:jc w:val="left"/>
+              <w:rPr>
+                <w:rFonts w:eastAsia="Calibri"/>
+              </w:rPr>
+            </w:pPr>
+            <w:r>
+              <w:rPr>
+                <w:rFonts w:eastAsia="Calibri" w:cs=""/>
+                <w:kern w:val="0"/>
+                <w:sz w:val="22"/>
+                <w:szCs w:val="22"/>
+                <w:lang w:val="en-US" w:eastAsia="en-US" w:bidi="ar-SA"/>
+              </w:rPr>
+              <w:t>wanxr@ioz.ac.cn</w:t>
             </w:r>
           </w:p>
         </w:tc>
